--- a/Unity_Kit/contents/Module10_TheDesignOfVideoGames/Lab12_CubeMapsAndShadows/Lab12_ShadowsPart2.docx
+++ b/Unity_Kit/contents/Module10_TheDesignOfVideoGames/Lab12_CubeMapsAndShadows/Lab12_ShadowsPart2.docx
@@ -1,6 +1,6 @@
 
 <file path=word/document.xml><?xml version="1.0" encoding="utf-8"?>
-<w:document xmlns:wpc="http://schemas.microsoft.com/office/word/2010/wordprocessingCanvas" xmlns:cx="http://schemas.microsoft.com/office/drawing/2014/chartex" xmlns:cx1="http://schemas.microsoft.com/office/drawing/2015/9/8/chartex" xmlns:cx2="http://schemas.microsoft.com/office/drawing/2015/10/21/chartex" xmlns:cx3="http://schemas.microsoft.com/office/drawing/2016/5/9/chartex" xmlns:cx4="http://schemas.microsoft.com/office/drawing/2016/5/10/chartex" xmlns:cx5="http://schemas.microsoft.com/office/drawing/2016/5/11/chartex" xmlns:cx6="http://schemas.microsoft.com/office/drawing/2016/5/12/chartex" xmlns:cx7="http://schemas.microsoft.com/office/drawing/2016/5/13/chartex" xmlns:cx8="http://schemas.microsoft.com/office/drawing/2016/5/14/chartex" xmlns:mc="http://schemas.openxmlformats.org/markup-compatibility/2006" xmlns:aink="http://schemas.microsoft.com/office/drawing/2016/ink" xmlns:am3d="http://schemas.microsoft.com/office/drawing/2017/model3d" xmlns:o="urn:schemas-microsoft-com:office:office" xmlns:r="http://schemas.openxmlformats.org/officeDocument/2006/relationships" xmlns:m="http://schemas.openxmlformats.org/officeDocument/2006/math" xmlns:v="urn:schemas-microsoft-com:vml" xmlns:wp14="http://schemas.microsoft.com/office/word/2010/wordprocessingDrawing" xmlns:wp="http://schemas.openxmlformats.org/drawingml/2006/wordprocessingDrawing" xmlns:w10="urn:schemas-microsoft-com:office:word" xmlns:w="http://schemas.openxmlformats.org/wordprocessingml/2006/main" xmlns:w14="http://schemas.microsoft.com/office/word/2010/wordml" xmlns:w15="http://schemas.microsoft.com/office/word/2012/wordml" xmlns:w16cex="http://schemas.microsoft.com/office/word/2018/wordml/cex" xmlns:w16cid="http://schemas.microsoft.com/office/word/2016/wordml/cid" xmlns:w16="http://schemas.microsoft.com/office/word/2018/wordml" xmlns:w16sdtdh="http://schemas.microsoft.com/office/word/2020/wordml/sdtdatahash" xmlns:w16se="http://schemas.microsoft.com/office/word/2015/wordml/symex" xmlns:wpg="http://schemas.microsoft.com/office/word/2010/wordprocessingGroup" xmlns:wpi="http://schemas.microsoft.com/office/word/2010/wordprocessingInk" xmlns:wne="http://schemas.microsoft.com/office/word/2006/wordml" xmlns:wps="http://schemas.microsoft.com/office/word/2010/wordprocessingShape" mc:Ignorable="w14 w15 w16se w16cid w16 w16cex w16sdtdh wp14">
+<w:document xmlns:wpc="http://schemas.microsoft.com/office/word/2010/wordprocessingCanvas" xmlns:cx="http://schemas.microsoft.com/office/drawing/2014/chartex" xmlns:cx1="http://schemas.microsoft.com/office/drawing/2015/9/8/chartex" xmlns:cx2="http://schemas.microsoft.com/office/drawing/2015/10/21/chartex" xmlns:cx3="http://schemas.microsoft.com/office/drawing/2016/5/9/chartex" xmlns:cx4="http://schemas.microsoft.com/office/drawing/2016/5/10/chartex" xmlns:cx5="http://schemas.microsoft.com/office/drawing/2016/5/11/chartex" xmlns:cx6="http://schemas.microsoft.com/office/drawing/2016/5/12/chartex" xmlns:cx7="http://schemas.microsoft.com/office/drawing/2016/5/13/chartex" xmlns:cx8="http://schemas.microsoft.com/office/drawing/2016/5/14/chartex" xmlns:mc="http://schemas.openxmlformats.org/markup-compatibility/2006" xmlns:aink="http://schemas.microsoft.com/office/drawing/2016/ink" xmlns:am3d="http://schemas.microsoft.com/office/drawing/2017/model3d" xmlns:o="urn:schemas-microsoft-com:office:office" xmlns:oel="http://schemas.microsoft.com/office/2019/extlst" xmlns:r="http://schemas.openxmlformats.org/officeDocument/2006/relationships" xmlns:m="http://schemas.openxmlformats.org/officeDocument/2006/math" xmlns:v="urn:schemas-microsoft-com:vml" xmlns:wp14="http://schemas.microsoft.com/office/word/2010/wordprocessingDrawing" xmlns:wp="http://schemas.openxmlformats.org/drawingml/2006/wordprocessingDrawing" xmlns:w10="urn:schemas-microsoft-com:office:word" xmlns:w="http://schemas.openxmlformats.org/wordprocessingml/2006/main" xmlns:w14="http://schemas.microsoft.com/office/word/2010/wordml" xmlns:w15="http://schemas.microsoft.com/office/word/2012/wordml" xmlns:w16cex="http://schemas.microsoft.com/office/word/2018/wordml/cex" xmlns:w16cid="http://schemas.microsoft.com/office/word/2016/wordml/cid" xmlns:w16="http://schemas.microsoft.com/office/word/2018/wordml" xmlns:w16du="http://schemas.microsoft.com/office/word/2023/wordml/word16du" xmlns:w16sdtdh="http://schemas.microsoft.com/office/word/2020/wordml/sdtdatahash" xmlns:w16sdtfl="http://schemas.microsoft.com/office/word/2024/wordml/sdtformatlock" xmlns:w16se="http://schemas.microsoft.com/office/word/2015/wordml/symex" xmlns:wpg="http://schemas.microsoft.com/office/word/2010/wordprocessingGroup" xmlns:wpi="http://schemas.microsoft.com/office/word/2010/wordprocessingInk" xmlns:wne="http://schemas.microsoft.com/office/word/2006/wordml" xmlns:wps="http://schemas.microsoft.com/office/word/2010/wordprocessingShape" mc:Ignorable="w14 w15 w16se w16cid w16 w16cex w16sdtdh w16sdtfl w16du wp14">
   <w:body>
     <w:p>
       <w:pPr>
@@ -162,7 +162,19 @@
         <w:rPr>
           <w:b/>
         </w:rPr>
-        <w:t>Issue 1.0</w:t>
+        <w:t xml:space="preserve">Issue </w:t>
+      </w:r>
+      <w:r>
+        <w:rPr>
+          <w:b/>
+        </w:rPr>
+        <w:t>2</w:t>
+      </w:r>
+      <w:r>
+        <w:rPr>
+          <w:b/>
+        </w:rPr>
+        <w:t>.0</w:t>
       </w:r>
     </w:p>
     <w:p>
@@ -211,7 +223,6 @@
       </w:sdtPr>
       <w:sdtEndPr>
         <w:rPr>
-          <w:bCs/>
           <w:noProof/>
         </w:rPr>
       </w:sdtEndPr>
@@ -272,6 +283,11 @@
               <w:rStyle w:val="Hyperlink"/>
             </w:rPr>
             <w:instrText xml:space="preserve"> </w:instrText>
+          </w:r>
+          <w:r>
+            <w:rPr>
+              <w:rStyle w:val="Hyperlink"/>
+            </w:rPr>
           </w:r>
           <w:r>
             <w:rPr>
@@ -1022,11 +1038,20 @@
     <w:p>
       <w:pPr>
         <w:pStyle w:val="Heading1"/>
+        <w:rPr>
+          <w:color w:val="auto"/>
+        </w:rPr>
       </w:pPr>
       <w:bookmarkStart w:id="3" w:name="_Toc36120143"/>
       <w:r>
         <w:lastRenderedPageBreak/>
-        <w:t>Introduction</w:t>
+        <w:t>Introduc</w:t>
+      </w:r>
+      <w:r>
+        <w:rPr>
+          <w:color w:val="auto"/>
+        </w:rPr>
+        <w:t>tion</w:t>
       </w:r>
       <w:bookmarkEnd w:id="3"/>
     </w:p>
@@ -1035,38 +1060,38 @@
         <w:spacing w:after="0" w:line="360" w:lineRule="auto"/>
         <w:jc w:val="both"/>
         <w:rPr>
-          <w:color w:val="FF0000"/>
-        </w:rPr>
-      </w:pPr>
-      <w:r>
-        <w:rPr>
-          <w:color w:val="FF0000"/>
+          <w:color w:val="auto"/>
+        </w:rPr>
+      </w:pPr>
+      <w:r>
+        <w:rPr>
+          <w:color w:val="auto"/>
         </w:rPr>
         <w:t>In this lab</w:t>
       </w:r>
       <w:r>
         <w:rPr>
-          <w:color w:val="FF0000"/>
+          <w:color w:val="auto"/>
         </w:rPr>
         <w:t>,</w:t>
       </w:r>
       <w:r>
         <w:rPr>
-          <w:color w:val="FF0000"/>
+          <w:color w:val="auto"/>
         </w:rPr>
         <w:t xml:space="preserve"> we will be continuing our work with shaders</w:t>
       </w:r>
       <w:r>
         <w:rPr>
-          <w:color w:val="FF0000"/>
+          <w:color w:val="auto"/>
         </w:rPr>
         <w:t>,</w:t>
       </w:r>
       <w:r>
         <w:rPr>
-          <w:color w:val="FF0000"/>
-        </w:rPr>
-        <w:t xml:space="preserve"> putting the previous labs’ theory into practice.</w:t>
+          <w:color w:val="auto"/>
+        </w:rPr>
+        <w:t xml:space="preserve"> putting the previous theory into practice.</w:t>
       </w:r>
     </w:p>
     <w:p>
@@ -1074,95 +1099,185 @@
         <w:spacing w:after="0" w:line="360" w:lineRule="auto"/>
         <w:jc w:val="both"/>
         <w:rPr>
-          <w:color w:val="FF0000"/>
-        </w:rPr>
-      </w:pPr>
-      <w:r>
-        <w:rPr>
-          <w:color w:val="FF0000"/>
-        </w:rPr>
-        <w:t>Load the previous lab up in Unity, and let’s get started.</w:t>
-      </w:r>
+          <w:color w:val="auto"/>
+        </w:rPr>
+      </w:pPr>
     </w:p>
     <w:p>
       <w:pPr>
         <w:spacing w:after="0" w:line="360" w:lineRule="auto"/>
         <w:jc w:val="both"/>
         <w:rPr>
-          <w:color w:val="FF0000"/>
-        </w:rPr>
-      </w:pPr>
-      <w:r>
-        <w:rPr>
-          <w:color w:val="FF0000"/>
-        </w:rPr>
-        <w:t xml:space="preserve">The first thing we want to do is add a folder and re-name </w:t>
-      </w:r>
-      <w:proofErr w:type="gramStart"/>
-      <w:r>
-        <w:rPr>
-          <w:color w:val="FF0000"/>
-        </w:rPr>
-        <w:t>it</w:t>
-      </w:r>
-      <w:proofErr w:type="gramEnd"/>
-      <w:r>
-        <w:rPr>
-          <w:color w:val="FF0000"/>
-        </w:rPr>
-        <w:t xml:space="preserve"> “shaders”.</w:t>
-      </w:r>
-    </w:p>
-    <w:p>
-      <w:pPr>
-        <w:spacing w:after="0" w:line="360" w:lineRule="auto"/>
-        <w:jc w:val="both"/>
-        <w:rPr>
-          <w:color w:val="FF0000"/>
-        </w:rPr>
-      </w:pPr>
-      <w:r>
-        <w:rPr>
-          <w:color w:val="FF0000"/>
-        </w:rPr>
-        <w:t xml:space="preserve">While in the new shaders folder, import the following </w:t>
-      </w:r>
-      <w:r>
-        <w:rPr>
-          <w:bCs/>
-          <w:color w:val="FF0000"/>
-        </w:rPr>
-        <w:t>shaders</w:t>
-      </w:r>
-      <w:r>
-        <w:rPr>
-          <w:color w:val="FF0000"/>
-        </w:rPr>
-        <w:t>: (right</w:t>
-      </w:r>
-      <w:r>
-        <w:rPr>
-          <w:color w:val="FF0000"/>
+          <w:color w:val="auto"/>
+        </w:rPr>
+      </w:pPr>
+      <w:r>
+        <w:rPr>
+          <w:color w:val="auto"/>
+        </w:rPr>
+        <w:t xml:space="preserve">Load the previous </w:t>
+      </w:r>
+      <w:r>
+        <w:rPr>
+          <w:color w:val="auto"/>
+        </w:rPr>
+        <w:t>l</w:t>
+      </w:r>
+      <w:r>
+        <w:rPr>
+          <w:color w:val="auto"/>
+        </w:rPr>
+        <w:t>ab in Unity.</w:t>
+      </w:r>
+      <w:r>
+        <w:rPr>
+          <w:color w:val="auto"/>
+        </w:rPr>
+        <w:t xml:space="preserve"> A</w:t>
+      </w:r>
+      <w:r>
+        <w:rPr>
+          <w:color w:val="auto"/>
+        </w:rPr>
+        <w:t>dd a folder and rename it “</w:t>
+      </w:r>
+      <w:r>
+        <w:rPr>
+          <w:color w:val="auto"/>
+        </w:rPr>
+        <w:t>S</w:t>
+      </w:r>
+      <w:r>
+        <w:rPr>
+          <w:color w:val="auto"/>
+        </w:rPr>
+        <w:t>haders”.</w:t>
+      </w:r>
+      <w:r>
+        <w:rPr>
+          <w:color w:val="auto"/>
+        </w:rPr>
+        <w:t xml:space="preserve"> </w:t>
+      </w:r>
+      <w:r>
+        <w:rPr>
+          <w:color w:val="auto"/>
+        </w:rPr>
+        <w:t>While in the new shaders folder, import the following: (right</w:t>
+      </w:r>
+      <w:r>
+        <w:rPr>
+          <w:color w:val="auto"/>
         </w:rPr>
         <w:t>-</w:t>
       </w:r>
       <w:r>
         <w:rPr>
-          <w:color w:val="FF0000"/>
+          <w:color w:val="auto"/>
         </w:rPr>
         <w:t xml:space="preserve">click </w:t>
       </w:r>
       <w:r>
         <w:rPr>
-          <w:color w:val="FF0000"/>
+          <w:color w:val="auto"/>
         </w:rPr>
         <w:t xml:space="preserve">and </w:t>
       </w:r>
       <w:r>
         <w:rPr>
-          <w:color w:val="FF0000"/>
-        </w:rPr>
-        <w:t>then select import new asset and select the provided ones from this lab folder)</w:t>
+          <w:color w:val="auto"/>
+        </w:rPr>
+        <w:t xml:space="preserve">then select </w:t>
+      </w:r>
+      <w:r>
+        <w:rPr>
+          <w:b/>
+          <w:bCs/>
+          <w:color w:val="auto"/>
+        </w:rPr>
+        <w:t>I</w:t>
+      </w:r>
+      <w:r>
+        <w:rPr>
+          <w:b/>
+          <w:bCs/>
+          <w:color w:val="auto"/>
+        </w:rPr>
+        <w:t xml:space="preserve">mport </w:t>
+      </w:r>
+      <w:r>
+        <w:rPr>
+          <w:b/>
+          <w:bCs/>
+          <w:color w:val="auto"/>
+        </w:rPr>
+        <w:t>N</w:t>
+      </w:r>
+      <w:r>
+        <w:rPr>
+          <w:b/>
+          <w:bCs/>
+          <w:color w:val="auto"/>
+        </w:rPr>
+        <w:t xml:space="preserve">ew </w:t>
+      </w:r>
+      <w:r>
+        <w:rPr>
+          <w:b/>
+          <w:bCs/>
+          <w:color w:val="auto"/>
+        </w:rPr>
+        <w:t>A</w:t>
+      </w:r>
+      <w:r>
+        <w:rPr>
+          <w:b/>
+          <w:bCs/>
+          <w:color w:val="auto"/>
+        </w:rPr>
+        <w:t>sset</w:t>
+      </w:r>
+      <w:r>
+        <w:rPr>
+          <w:color w:val="auto"/>
+        </w:rPr>
+        <w:t xml:space="preserve"> and </w:t>
+      </w:r>
+      <w:r>
+        <w:rPr>
+          <w:color w:val="auto"/>
+        </w:rPr>
+        <w:t xml:space="preserve">choose </w:t>
+      </w:r>
+      <w:r>
+        <w:rPr>
+          <w:color w:val="auto"/>
+        </w:rPr>
+        <w:t xml:space="preserve">the provided </w:t>
+      </w:r>
+      <w:r>
+        <w:rPr>
+          <w:color w:val="auto"/>
+        </w:rPr>
+        <w:t xml:space="preserve">shaders </w:t>
+      </w:r>
+      <w:r>
+        <w:rPr>
+          <w:color w:val="auto"/>
+        </w:rPr>
+        <w:t xml:space="preserve">from this </w:t>
+      </w:r>
+      <w:r>
+        <w:rPr>
+          <w:color w:val="auto"/>
+        </w:rPr>
+        <w:t>l</w:t>
+      </w:r>
+      <w:r>
+        <w:rPr>
+          <w:color w:val="auto"/>
+        </w:rPr>
+        <w:t>ab folder)</w:t>
       </w:r>
     </w:p>
     <w:p>
@@ -1179,7 +1294,7 @@
           <w:bCs/>
           <w:i/>
           <w:iCs/>
-          <w:color w:val="FF0000"/>
+          <w:color w:val="auto"/>
         </w:rPr>
       </w:pPr>
       <w:proofErr w:type="spellStart"/>
@@ -1189,7 +1304,7 @@
           <w:bCs/>
           <w:i/>
           <w:iCs/>
-          <w:color w:val="FF0000"/>
+          <w:color w:val="auto"/>
         </w:rPr>
         <w:t>ChessPiece.shader</w:t>
       </w:r>
@@ -1209,7 +1324,7 @@
           <w:bCs/>
           <w:i/>
           <w:iCs/>
-          <w:color w:val="FF0000"/>
+          <w:color w:val="auto"/>
         </w:rPr>
       </w:pPr>
       <w:proofErr w:type="spellStart"/>
@@ -1219,7 +1334,7 @@
           <w:bCs/>
           <w:i/>
           <w:iCs/>
-          <w:color w:val="FF0000"/>
+          <w:color w:val="auto"/>
         </w:rPr>
         <w:t>RoomShadows.shader</w:t>
       </w:r>
@@ -1239,7 +1354,7 @@
           <w:bCs/>
           <w:i/>
           <w:iCs/>
-          <w:color w:val="FF0000"/>
+          <w:color w:val="auto"/>
         </w:rPr>
       </w:pPr>
       <w:proofErr w:type="spellStart"/>
@@ -1249,7 +1364,7 @@
           <w:bCs/>
           <w:i/>
           <w:iCs/>
-          <w:color w:val="FF0000"/>
+          <w:color w:val="auto"/>
         </w:rPr>
         <w:t>Common.cginc</w:t>
       </w:r>
@@ -1269,7 +1384,7 @@
           <w:bCs/>
           <w:i/>
           <w:iCs/>
-          <w:color w:val="FF0000"/>
+          <w:color w:val="auto"/>
         </w:rPr>
       </w:pPr>
       <w:proofErr w:type="spellStart"/>
@@ -1279,7 +1394,7 @@
           <w:bCs/>
           <w:i/>
           <w:iCs/>
-          <w:color w:val="FF0000"/>
+          <w:color w:val="auto"/>
         </w:rPr>
         <w:t>ShadowMap.shader</w:t>
       </w:r>
@@ -1290,14 +1405,74 @@
         <w:spacing w:after="0" w:line="360" w:lineRule="auto"/>
         <w:jc w:val="both"/>
         <w:rPr>
-          <w:color w:val="FF0000"/>
-        </w:rPr>
-      </w:pPr>
-      <w:r>
-        <w:rPr>
-          <w:color w:val="FF0000"/>
-        </w:rPr>
-        <w:t>The first two shaders will be used for the chess pieces, and for other meshes that are placed in the room, the third shader is a file used by the first 2 to apply local correction when rendering.</w:t>
+          <w:color w:val="auto"/>
+        </w:rPr>
+      </w:pPr>
+      <w:r>
+        <w:rPr>
+          <w:color w:val="auto"/>
+        </w:rPr>
+        <w:t>The first two shaders will be used for the chess pieces and for other meshes</w:t>
+      </w:r>
+      <w:r>
+        <w:rPr>
+          <w:color w:val="auto"/>
+        </w:rPr>
+        <w:t xml:space="preserve"> </w:t>
+      </w:r>
+      <w:r>
+        <w:rPr>
+          <w:color w:val="auto"/>
+        </w:rPr>
+        <w:t>placed in the room</w:t>
+      </w:r>
+      <w:r>
+        <w:rPr>
+          <w:color w:val="auto"/>
+        </w:rPr>
+        <w:t>.</w:t>
+      </w:r>
+      <w:r>
+        <w:rPr>
+          <w:color w:val="auto"/>
+        </w:rPr>
+        <w:t xml:space="preserve"> </w:t>
+      </w:r>
+      <w:r>
+        <w:rPr>
+          <w:color w:val="auto"/>
+        </w:rPr>
+        <w:t>T</w:t>
+      </w:r>
+      <w:r>
+        <w:rPr>
+          <w:color w:val="auto"/>
+        </w:rPr>
+        <w:t xml:space="preserve">he third file </w:t>
+      </w:r>
+      <w:r>
+        <w:rPr>
+          <w:color w:val="auto"/>
+        </w:rPr>
+        <w:t xml:space="preserve">is </w:t>
+      </w:r>
+      <w:r>
+        <w:rPr>
+          <w:color w:val="auto"/>
+        </w:rPr>
+        <w:t xml:space="preserve">used by the </w:t>
+      </w:r>
+      <w:r>
+        <w:rPr>
+          <w:color w:val="auto"/>
+        </w:rPr>
+        <w:t xml:space="preserve">shaders </w:t>
+      </w:r>
+      <w:r>
+        <w:rPr>
+          <w:color w:val="auto"/>
+        </w:rPr>
+        <w:t>to apply local correction when rendering.</w:t>
       </w:r>
     </w:p>
     <w:p>
@@ -1305,24 +1480,36 @@
         <w:spacing w:after="0" w:line="360" w:lineRule="auto"/>
         <w:jc w:val="both"/>
         <w:rPr>
-          <w:color w:val="FF0000"/>
-        </w:rPr>
-      </w:pPr>
-      <w:r>
-        <w:rPr>
-          <w:color w:val="FF0000"/>
-        </w:rPr>
-        <w:t>After having imported them, double</w:t>
-      </w:r>
-      <w:r>
-        <w:rPr>
-          <w:color w:val="FF0000"/>
+          <w:color w:val="auto"/>
+        </w:rPr>
+      </w:pPr>
+      <w:r>
+        <w:rPr>
+          <w:color w:val="auto"/>
+        </w:rPr>
+        <w:t xml:space="preserve">After </w:t>
+      </w:r>
+      <w:r>
+        <w:rPr>
+          <w:color w:val="auto"/>
+        </w:rPr>
+        <w:t>importing</w:t>
+      </w:r>
+      <w:r>
+        <w:rPr>
+          <w:color w:val="auto"/>
+        </w:rPr>
+        <w:t>, double</w:t>
+      </w:r>
+      <w:r>
+        <w:rPr>
+          <w:color w:val="auto"/>
         </w:rPr>
         <w:t>-</w:t>
       </w:r>
       <w:r>
         <w:rPr>
-          <w:color w:val="FF0000"/>
+          <w:color w:val="auto"/>
         </w:rPr>
         <w:t xml:space="preserve">click on the first two and open them in </w:t>
       </w:r>
@@ -1332,29 +1519,33 @@
           <w:bCs/>
           <w:i/>
           <w:iCs/>
-          <w:color w:val="FF0000"/>
+          <w:color w:val="auto"/>
         </w:rPr>
         <w:t>Visual Studio</w:t>
       </w:r>
       <w:r>
         <w:rPr>
-          <w:color w:val="FF0000"/>
-        </w:rPr>
-        <w:t xml:space="preserve"> (which Unity uses by default), go through the </w:t>
-      </w:r>
-      <w:proofErr w:type="gramStart"/>
-      <w:r>
-        <w:rPr>
-          <w:color w:val="FF0000"/>
-        </w:rPr>
-        <w:t>code</w:t>
-      </w:r>
-      <w:proofErr w:type="gramEnd"/>
-      <w:r>
-        <w:rPr>
-          <w:color w:val="FF0000"/>
-        </w:rPr>
-        <w:t xml:space="preserve"> and see how it works.</w:t>
+          <w:color w:val="auto"/>
+        </w:rPr>
+        <w:t>.</w:t>
+      </w:r>
+      <w:r>
+        <w:rPr>
+          <w:color w:val="auto"/>
+        </w:rPr>
+        <w:t xml:space="preserve"> </w:t>
+      </w:r>
+      <w:r>
+        <w:rPr>
+          <w:color w:val="auto"/>
+        </w:rPr>
+        <w:t>G</w:t>
+      </w:r>
+      <w:r>
+        <w:rPr>
+          <w:color w:val="auto"/>
+        </w:rPr>
+        <w:t>o through the code and see how it works.</w:t>
       </w:r>
     </w:p>
     <w:p>
@@ -1404,74 +1595,154 @@
         <w:spacing w:after="0" w:line="360" w:lineRule="auto"/>
         <w:jc w:val="both"/>
         <w:rPr>
-          <w:color w:val="FF0000"/>
-        </w:rPr>
-      </w:pPr>
-      <w:r>
-        <w:rPr>
-          <w:color w:val="FF0000"/>
-        </w:rPr>
-        <w:t xml:space="preserve">In the assets folder-&gt;new folder-&gt; name </w:t>
+          <w:color w:val="auto"/>
+        </w:rPr>
+      </w:pPr>
+      <w:r>
+        <w:rPr>
+          <w:color w:val="auto"/>
+        </w:rPr>
+        <w:t xml:space="preserve">In the </w:t>
+      </w:r>
+      <w:r>
+        <w:rPr>
+          <w:color w:val="auto"/>
+        </w:rPr>
+        <w:t>A</w:t>
+      </w:r>
+      <w:r>
+        <w:rPr>
+          <w:color w:val="auto"/>
+        </w:rPr>
+        <w:t>ssets folder</w:t>
+      </w:r>
+      <w:r>
+        <w:rPr>
+          <w:color w:val="auto"/>
+        </w:rPr>
+        <w:t>, create a n</w:t>
+      </w:r>
+      <w:r>
+        <w:rPr>
+          <w:color w:val="auto"/>
+        </w:rPr>
+        <w:t>ew folder</w:t>
+      </w:r>
+      <w:r>
+        <w:rPr>
+          <w:color w:val="auto"/>
+        </w:rPr>
+        <w:t xml:space="preserve"> and </w:t>
+      </w:r>
+      <w:r>
+        <w:rPr>
+          <w:color w:val="auto"/>
+        </w:rPr>
+        <w:t xml:space="preserve">name </w:t>
       </w:r>
       <w:proofErr w:type="gramStart"/>
       <w:r>
         <w:rPr>
-          <w:color w:val="FF0000"/>
+          <w:color w:val="auto"/>
         </w:rPr>
         <w:t>it</w:t>
       </w:r>
       <w:proofErr w:type="gramEnd"/>
       <w:r>
         <w:rPr>
-          <w:color w:val="FF0000"/>
+          <w:color w:val="auto"/>
         </w:rPr>
         <w:t xml:space="preserve"> </w:t>
       </w:r>
       <w:r>
         <w:rPr>
-          <w:b/>
-          <w:bCs/>
+          <w:color w:val="auto"/>
+        </w:rPr>
+        <w:t>“</w:t>
+      </w:r>
+      <w:r>
+        <w:rPr>
+          <w:iCs/>
+          <w:color w:val="auto"/>
+        </w:rPr>
+        <w:t>Editor</w:t>
+      </w:r>
+      <w:r>
+        <w:rPr>
+          <w:iCs/>
+          <w:color w:val="auto"/>
+        </w:rPr>
+        <w:t>”</w:t>
+      </w:r>
+      <w:r>
+        <w:rPr>
+          <w:b/>
+          <w:bCs/>
+          <w:iCs/>
+          <w:color w:val="auto"/>
+        </w:rPr>
+        <w:t>.</w:t>
+      </w:r>
+      <w:r>
+        <w:rPr>
+          <w:color w:val="auto"/>
+        </w:rPr>
+        <w:t xml:space="preserve"> </w:t>
+      </w:r>
+      <w:r>
+        <w:rPr>
+          <w:color w:val="auto"/>
+        </w:rPr>
+        <w:t>I</w:t>
+      </w:r>
+      <w:r>
+        <w:rPr>
+          <w:color w:val="auto"/>
+        </w:rPr>
+        <w:t xml:space="preserve">mport </w:t>
+      </w:r>
+      <w:proofErr w:type="spellStart"/>
+      <w:r>
+        <w:rPr>
           <w:i/>
-          <w:color w:val="FF0000"/>
-        </w:rPr>
-        <w:t>Editor</w:t>
-      </w:r>
-      <w:r>
-        <w:rPr>
-          <w:color w:val="FF0000"/>
-        </w:rPr>
-        <w:t xml:space="preserve"> and import </w:t>
-      </w:r>
-      <w:proofErr w:type="spellStart"/>
-      <w:r>
-        <w:rPr>
-          <w:i/>
-          <w:color w:val="FF0000"/>
+          <w:color w:val="auto"/>
         </w:rPr>
         <w:t>GenerateStaticCubemap.cs</w:t>
       </w:r>
       <w:proofErr w:type="spellEnd"/>
       <w:r>
         <w:rPr>
-          <w:color w:val="FF0000"/>
+          <w:color w:val="auto"/>
         </w:rPr>
         <w:t xml:space="preserve"> from the </w:t>
       </w:r>
       <w:r>
         <w:rPr>
-          <w:color w:val="FF0000"/>
-        </w:rPr>
-        <w:t>assets/</w:t>
-      </w:r>
-      <w:r>
-        <w:rPr>
-          <w:color w:val="FF0000"/>
-        </w:rPr>
-        <w:t>editor</w:t>
-      </w:r>
-      <w:r>
-        <w:rPr>
-          <w:color w:val="FF0000"/>
+          <w:color w:val="auto"/>
+        </w:rPr>
+        <w:t>A</w:t>
+      </w:r>
+      <w:r>
+        <w:rPr>
+          <w:color w:val="auto"/>
+        </w:rPr>
+        <w:t>ssets/</w:t>
+      </w:r>
+      <w:r>
+        <w:rPr>
+          <w:color w:val="auto"/>
+        </w:rPr>
+        <w:t>E</w:t>
+      </w:r>
+      <w:r>
+        <w:rPr>
+          <w:color w:val="auto"/>
+        </w:rPr>
+        <w:t>ditor</w:t>
+      </w:r>
+      <w:r>
+        <w:rPr>
+          <w:color w:val="auto"/>
         </w:rPr>
         <w:t xml:space="preserve"> folder.</w:t>
       </w:r>
@@ -1482,12 +1753,12 @@
         <w:ind w:left="696"/>
         <w:jc w:val="both"/>
         <w:rPr>
-          <w:color w:val="FF0000"/>
-        </w:rPr>
-      </w:pPr>
-      <w:r>
-        <w:rPr>
-          <w:color w:val="FF0000"/>
+          <w:color w:val="auto"/>
+        </w:rPr>
+      </w:pPr>
+      <w:r>
+        <w:rPr>
+          <w:color w:val="auto"/>
         </w:rPr>
         <w:t xml:space="preserve">This will add the </w:t>
       </w:r>
@@ -1495,29 +1766,81 @@
         <w:rPr>
           <w:b/>
           <w:bCs/>
-          <w:color w:val="FF0000"/>
+          <w:color w:val="auto"/>
         </w:rPr>
         <w:t>Tools</w:t>
       </w:r>
       <w:r>
         <w:rPr>
-          <w:color w:val="FF0000"/>
-        </w:rPr>
-        <w:t xml:space="preserve"> option tab on top of the scene window (next to </w:t>
+          <w:color w:val="auto"/>
+        </w:rPr>
+        <w:t xml:space="preserve"> tab </w:t>
+      </w:r>
+      <w:r>
+        <w:rPr>
+          <w:color w:val="auto"/>
+        </w:rPr>
+        <w:t>at the</w:t>
+      </w:r>
+      <w:r>
+        <w:rPr>
+          <w:color w:val="auto"/>
+        </w:rPr>
+        <w:t xml:space="preserve"> top of the </w:t>
+      </w:r>
+      <w:r>
+        <w:rPr>
+          <w:color w:val="auto"/>
+        </w:rPr>
+        <w:t>S</w:t>
+      </w:r>
+      <w:r>
+        <w:rPr>
+          <w:color w:val="auto"/>
+        </w:rPr>
+        <w:t>cene window</w:t>
+      </w:r>
+      <w:r>
+        <w:rPr>
+          <w:color w:val="auto"/>
+        </w:rPr>
+        <w:t xml:space="preserve">. This can be found </w:t>
+      </w:r>
+      <w:r>
+        <w:rPr>
+          <w:color w:val="auto"/>
+        </w:rPr>
+        <w:t xml:space="preserve">next to </w:t>
       </w:r>
       <w:proofErr w:type="spellStart"/>
       <w:r>
         <w:rPr>
-          <w:color w:val="FF0000"/>
+          <w:b/>
+          <w:bCs/>
+          <w:color w:val="auto"/>
         </w:rPr>
         <w:t>GameObject</w:t>
       </w:r>
       <w:proofErr w:type="spellEnd"/>
       <w:r>
         <w:rPr>
-          <w:color w:val="FF0000"/>
-        </w:rPr>
-        <w:t xml:space="preserve"> and Component)</w:t>
+          <w:color w:val="auto"/>
+        </w:rPr>
+        <w:t xml:space="preserve"> and </w:t>
+      </w:r>
+      <w:r>
+        <w:rPr>
+          <w:b/>
+          <w:bCs/>
+          <w:color w:val="auto"/>
+        </w:rPr>
+        <w:t>Component</w:t>
+      </w:r>
+      <w:r>
+        <w:rPr>
+          <w:color w:val="auto"/>
+        </w:rPr>
+        <w:t>.</w:t>
       </w:r>
     </w:p>
     <w:p>
@@ -1530,48 +1853,124 @@
         <w:spacing w:after="0" w:line="360" w:lineRule="auto"/>
         <w:jc w:val="both"/>
         <w:rPr>
-          <w:color w:val="FF0000"/>
-        </w:rPr>
-      </w:pPr>
-      <w:r>
-        <w:rPr>
-          <w:color w:val="FF0000"/>
-        </w:rPr>
-        <w:t>Then</w:t>
-      </w:r>
-      <w:r>
-        <w:rPr>
-          <w:color w:val="FF0000"/>
-        </w:rPr>
-        <w:t>,</w:t>
-      </w:r>
-      <w:r>
-        <w:rPr>
-          <w:color w:val="FF0000"/>
-        </w:rPr>
-        <w:t xml:space="preserve"> go to Assets, then new folder and name it “</w:t>
-      </w:r>
-      <w:r>
-        <w:rPr>
-          <w:b/>
-          <w:bCs/>
+          <w:color w:val="auto"/>
+        </w:rPr>
+      </w:pPr>
+      <w:r>
+        <w:rPr>
+          <w:color w:val="auto"/>
+        </w:rPr>
+        <w:t>G</w:t>
+      </w:r>
+      <w:r>
+        <w:rPr>
+          <w:color w:val="auto"/>
+        </w:rPr>
+        <w:t xml:space="preserve">o to </w:t>
+      </w:r>
+      <w:r>
+        <w:rPr>
+          <w:b/>
+          <w:bCs/>
+          <w:color w:val="auto"/>
+        </w:rPr>
+        <w:t>Assets</w:t>
+      </w:r>
+      <w:r>
+        <w:rPr>
+          <w:color w:val="auto"/>
+        </w:rPr>
+        <w:t xml:space="preserve">, then </w:t>
+      </w:r>
+      <w:r>
+        <w:rPr>
+          <w:color w:val="auto"/>
+        </w:rPr>
+        <w:t xml:space="preserve">create a </w:t>
+      </w:r>
+      <w:r>
+        <w:rPr>
+          <w:color w:val="auto"/>
+        </w:rPr>
+        <w:t xml:space="preserve">new folder and name </w:t>
+      </w:r>
+      <w:proofErr w:type="gramStart"/>
+      <w:r>
+        <w:rPr>
+          <w:color w:val="auto"/>
+        </w:rPr>
+        <w:t>it</w:t>
+      </w:r>
+      <w:proofErr w:type="gramEnd"/>
+      <w:r>
+        <w:rPr>
+          <w:color w:val="auto"/>
+        </w:rPr>
+        <w:t xml:space="preserve"> </w:t>
+      </w:r>
+      <w:r>
+        <w:rPr>
           <w:i/>
-          <w:color w:val="FF0000"/>
-        </w:rPr>
-        <w:t>scripts</w:t>
-      </w:r>
-      <w:r>
-        <w:rPr>
-          <w:i/>
-          <w:color w:val="FF0000"/>
+          <w:iCs/>
+          <w:color w:val="auto"/>
+        </w:rPr>
+        <w:t>“</w:t>
+      </w:r>
+      <w:r>
+        <w:rPr>
+          <w:b/>
+          <w:bCs/>
+          <w:iCs/>
+          <w:color w:val="auto"/>
+        </w:rPr>
+        <w:t>S</w:t>
+      </w:r>
+      <w:r>
+        <w:rPr>
+          <w:b/>
+          <w:bCs/>
+          <w:iCs/>
+          <w:color w:val="auto"/>
+        </w:rPr>
+        <w:t>cripts</w:t>
+      </w:r>
+      <w:r>
+        <w:rPr>
+          <w:iCs/>
+          <w:color w:val="auto"/>
         </w:rPr>
         <w:t>”</w:t>
       </w:r>
       <w:r>
         <w:rPr>
-          <w:color w:val="FF0000"/>
-        </w:rPr>
-        <w:t xml:space="preserve"> -&gt;import all scripts by opening the folder in the explorer, then copying the scripts from the provided lab folder.</w:t>
+          <w:iCs/>
+          <w:color w:val="auto"/>
+        </w:rPr>
+        <w:t xml:space="preserve">. </w:t>
+      </w:r>
+      <w:r>
+        <w:rPr>
+          <w:color w:val="auto"/>
+        </w:rPr>
+        <w:t>Im</w:t>
+      </w:r>
+      <w:r>
+        <w:rPr>
+          <w:color w:val="auto"/>
+        </w:rPr>
+        <w:t xml:space="preserve">port all scripts by opening the folder in </w:t>
+      </w:r>
+      <w:r>
+        <w:rPr>
+          <w:color w:val="auto"/>
+        </w:rPr>
+        <w:t>E</w:t>
+      </w:r>
+      <w:r>
+        <w:rPr>
+          <w:color w:val="auto"/>
+        </w:rPr>
+        <w:t>xplorer, then copying the scripts from the provided lab folder.</w:t>
       </w:r>
     </w:p>
     <w:p>
@@ -1585,13 +1984,18 @@
         <w:jc w:val="both"/>
       </w:pPr>
       <w:r>
-        <w:t xml:space="preserve">Then, we add a </w:t>
-      </w:r>
-      <w:r>
-        <w:rPr>
-          <w:b/>
-          <w:bCs/>
-        </w:rPr>
+        <w:t>W</w:t>
+      </w:r>
+      <w:r>
+        <w:t>e</w:t>
+      </w:r>
+      <w:r>
+        <w:t xml:space="preserve"> then</w:t>
+      </w:r>
+      <w:r>
+        <w:t xml:space="preserve"> add a </w:t>
+      </w:r>
+      <w:r>
         <w:t>point light</w:t>
       </w:r>
       <w:r>
@@ -1599,19 +2003,64 @@
       </w:r>
       <w:proofErr w:type="spellStart"/>
       <w:r>
+        <w:rPr>
+          <w:b/>
+          <w:bCs/>
+        </w:rPr>
         <w:t>GameObject</w:t>
       </w:r>
       <w:proofErr w:type="spellEnd"/>
       <w:r>
-        <w:t xml:space="preserve">-&gt;Lights) and place it in front of the windows (be sure to delete all present types of lights first). We will add all lighting to the scene </w:t>
-      </w:r>
-      <w:proofErr w:type="gramStart"/>
-      <w:r>
-        <w:t>at a later time</w:t>
-      </w:r>
-      <w:proofErr w:type="gramEnd"/>
-      <w:r>
-        <w:t>, so we’ll ignore how dark the room looks for now.</w:t>
+        <w:t xml:space="preserve"> </w:t>
+      </w:r>
+      <w:r>
+        <w:t>-&gt;</w:t>
+      </w:r>
+      <w:r>
+        <w:t xml:space="preserve"> </w:t>
+      </w:r>
+      <w:r>
+        <w:rPr>
+          <w:b/>
+          <w:bCs/>
+        </w:rPr>
+        <w:t>Lights</w:t>
+      </w:r>
+      <w:r>
+        <w:t>) and place it in front of the windows</w:t>
+      </w:r>
+      <w:r>
+        <w:t>.</w:t>
+      </w:r>
+      <w:r>
+        <w:t xml:space="preserve"> </w:t>
+      </w:r>
+      <w:r>
+        <w:t>B</w:t>
+      </w:r>
+      <w:r>
+        <w:t xml:space="preserve">e sure to delete all </w:t>
+      </w:r>
+      <w:r>
+        <w:t xml:space="preserve">existing </w:t>
+      </w:r>
+      <w:r>
+        <w:t>light</w:t>
+      </w:r>
+      <w:r>
+        <w:t>s</w:t>
+      </w:r>
+      <w:r>
+        <w:t xml:space="preserve"> </w:t>
+      </w:r>
+      <w:r>
+        <w:t xml:space="preserve">first. We will add all lighting to the scene at a later </w:t>
+      </w:r>
+      <w:r>
+        <w:t>stage</w:t>
+      </w:r>
+      <w:r>
+        <w:t>, so ignore how dark the room looks for now.</w:t>
       </w:r>
     </w:p>
     <w:p>
@@ -1634,10 +2083,6 @@
         <w:t xml:space="preserve"> we need to </w:t>
       </w:r>
       <w:r>
-        <w:rPr>
-          <w:b/>
-          <w:bCs/>
-        </w:rPr>
         <w:t>create dynamic and static layers</w:t>
       </w:r>
       <w:r>
@@ -1655,40 +2100,122 @@
         <w:jc w:val="both"/>
       </w:pPr>
       <w:r>
-        <w:t>To do so</w:t>
-      </w:r>
-      <w:r>
+        <w:t>D</w:t>
+      </w:r>
+      <w:r>
+        <w:t>ouble</w:t>
+      </w:r>
+      <w:r>
+        <w:t>-</w:t>
+      </w:r>
+      <w:r>
+        <w:t xml:space="preserve">click on the door (or any other wall), then </w:t>
+      </w:r>
+      <w:r>
+        <w:rPr>
+          <w:b/>
+          <w:bCs/>
+        </w:rPr>
+        <w:t>I</w:t>
+      </w:r>
+      <w:r>
+        <w:rPr>
+          <w:b/>
+          <w:bCs/>
+        </w:rPr>
+        <w:t>nspector</w:t>
+      </w:r>
+      <w:r>
+        <w:rPr>
+          <w:b/>
+          <w:bCs/>
+        </w:rPr>
+        <w:t xml:space="preserve"> &gt;</w:t>
+      </w:r>
+      <w:r>
+        <w:t xml:space="preserve"> </w:t>
+      </w:r>
+      <w:r>
+        <w:rPr>
+          <w:b/>
+          <w:bCs/>
+        </w:rPr>
+        <w:t>L</w:t>
+      </w:r>
+      <w:r>
+        <w:rPr>
+          <w:b/>
+          <w:bCs/>
+        </w:rPr>
+        <w:t>ayer</w:t>
+      </w:r>
+      <w:r>
+        <w:t xml:space="preserve">, click </w:t>
+      </w:r>
+      <w:r>
+        <w:rPr>
+          <w:b/>
+          <w:bCs/>
+          <w:iCs/>
+        </w:rPr>
+        <w:t>D</w:t>
+      </w:r>
+      <w:r>
+        <w:rPr>
+          <w:b/>
+          <w:bCs/>
+          <w:iCs/>
+        </w:rPr>
+        <w:t>efault</w:t>
+      </w:r>
+      <w:r>
+        <w:rPr>
+          <w:i/>
+        </w:rPr>
         <w:t>,</w:t>
       </w:r>
       <w:r>
-        <w:t xml:space="preserve"> double</w:t>
-      </w:r>
-      <w:r>
-        <w:t>-</w:t>
-      </w:r>
-      <w:r>
-        <w:t xml:space="preserve">click on the door (or any other wall), then inspector, then layer, then click </w:t>
-      </w:r>
-      <w:r>
-        <w:rPr>
-          <w:i/>
-        </w:rPr>
-        <w:t>default</w:t>
-      </w:r>
-      <w:r>
-        <w:rPr>
-          <w:i/>
-        </w:rPr>
+        <w:t xml:space="preserve"> then </w:t>
+      </w:r>
+      <w:r>
+        <w:rPr>
+          <w:b/>
+          <w:bCs/>
+        </w:rPr>
+        <w:t>A</w:t>
+      </w:r>
+      <w:r>
+        <w:rPr>
+          <w:b/>
+          <w:bCs/>
+        </w:rPr>
+        <w:t xml:space="preserve">dd </w:t>
+      </w:r>
+      <w:r>
+        <w:rPr>
+          <w:b/>
+          <w:bCs/>
+        </w:rPr>
+        <w:t>L</w:t>
+      </w:r>
+      <w:r>
+        <w:rPr>
+          <w:b/>
+          <w:bCs/>
+        </w:rPr>
+        <w:t>ayer</w:t>
+      </w:r>
+      <w:r>
         <w:t>,</w:t>
       </w:r>
       <w:r>
-        <w:t xml:space="preserve"> then add layer</w:t>
-      </w:r>
-      <w:r>
-        <w:t>,</w:t>
-      </w:r>
-      <w:r>
-        <w:t xml:space="preserve"> and then first.</w:t>
+        <w:t xml:space="preserve"> and </w:t>
+      </w:r>
+      <w:r>
+        <w:t>select the first available slot</w:t>
+      </w:r>
+      <w:r>
+        <w:t>.</w:t>
       </w:r>
     </w:p>
     <w:p>
@@ -1703,13 +2230,27 @@
       </w:pPr>
       <w:r>
         <w:lastRenderedPageBreak/>
-        <w:t>Then</w:t>
-      </w:r>
-      <w:r>
-        <w:t>,</w:t>
-      </w:r>
-      <w:r>
-        <w:t xml:space="preserve"> select a free slot</w:t>
+        <w:t>Add a</w:t>
+      </w:r>
+      <w:r>
+        <w:t xml:space="preserve"> layer named</w:t>
+      </w:r>
+      <w:r>
+        <w:t xml:space="preserve"> </w:t>
+      </w:r>
+      <w:proofErr w:type="spellStart"/>
+      <w:r>
+        <w:rPr>
+          <w:i/>
+        </w:rPr>
+        <w:t>staticObj</w:t>
+      </w:r>
+      <w:proofErr w:type="spellEnd"/>
+      <w:r>
+        <w:rPr>
+          <w:iCs/>
+        </w:rPr>
+        <w:t>.</w:t>
       </w:r>
     </w:p>
     <w:p>
@@ -1723,16 +2264,28 @@
         <w:jc w:val="both"/>
       </w:pPr>
       <w:r>
-        <w:t xml:space="preserve">Add a </w:t>
+        <w:t>Add a</w:t>
+      </w:r>
+      <w:r>
+        <w:t xml:space="preserve"> layer named</w:t>
+      </w:r>
+      <w:r>
+        <w:t xml:space="preserve"> </w:t>
       </w:r>
       <w:proofErr w:type="spellStart"/>
       <w:r>
         <w:rPr>
           <w:i/>
         </w:rPr>
-        <w:t>staticObj</w:t>
+        <w:t>dynObj</w:t>
       </w:r>
       <w:proofErr w:type="spellEnd"/>
+      <w:r>
+        <w:rPr>
+          <w:iCs/>
+        </w:rPr>
+        <w:t>.</w:t>
+      </w:r>
     </w:p>
     <w:p>
       <w:pPr>
@@ -1745,16 +2298,48 @@
         <w:jc w:val="both"/>
       </w:pPr>
       <w:r>
-        <w:t xml:space="preserve">Add a </w:t>
+        <w:t xml:space="preserve">For all objects that do not move, apply the </w:t>
       </w:r>
       <w:proofErr w:type="spellStart"/>
       <w:r>
-        <w:rPr>
-          <w:i/>
-        </w:rPr>
+        <w:t>staticObj</w:t>
+      </w:r>
+      <w:proofErr w:type="spellEnd"/>
+      <w:r>
+        <w:t xml:space="preserve"> layer</w:t>
+      </w:r>
+      <w:r>
+        <w:t>.</w:t>
+      </w:r>
+      <w:r>
+        <w:t xml:space="preserve"> </w:t>
+      </w:r>
+      <w:r>
+        <w:t>for all</w:t>
+      </w:r>
+      <w:r>
+        <w:t xml:space="preserve"> other</w:t>
+      </w:r>
+      <w:r>
+        <w:t xml:space="preserve"> object</w:t>
+      </w:r>
+      <w:r>
+        <w:t>s</w:t>
+      </w:r>
+      <w:r>
+        <w:t xml:space="preserve">, </w:t>
+      </w:r>
+      <w:r>
+        <w:t xml:space="preserve">use </w:t>
+      </w:r>
+      <w:proofErr w:type="spellStart"/>
+      <w:r>
         <w:t>dynObj</w:t>
       </w:r>
       <w:proofErr w:type="spellEnd"/>
+      <w:r>
+        <w:t>.</w:t>
+      </w:r>
     </w:p>
     <w:p>
       <w:pPr>
@@ -1767,7 +2352,16 @@
         <w:jc w:val="both"/>
       </w:pPr>
       <w:r>
-        <w:t xml:space="preserve">For all objects that do not move, we will apply the </w:t>
+        <w:t>Now</w:t>
+      </w:r>
+      <w:r>
+        <w:t>,</w:t>
+      </w:r>
+      <w:r>
+        <w:t xml:space="preserve"> select all static objects and apply </w:t>
+      </w:r>
+      <w:r>
+        <w:t xml:space="preserve">the </w:t>
       </w:r>
       <w:proofErr w:type="spellStart"/>
       <w:r>
@@ -1775,19 +2369,20 @@
       </w:r>
       <w:proofErr w:type="spellEnd"/>
       <w:r>
-        <w:t xml:space="preserve"> layer, for others</w:t>
-      </w:r>
-      <w:r>
-        <w:t>, we</w:t>
-      </w:r>
-      <w:r>
-        <w:t xml:space="preserve"> use </w:t>
-      </w:r>
-      <w:proofErr w:type="spellStart"/>
-      <w:r>
-        <w:t>dynObj</w:t>
-      </w:r>
-      <w:proofErr w:type="spellEnd"/>
+        <w:t xml:space="preserve"> layer to them from the </w:t>
+      </w:r>
+      <w:r>
+        <w:t>I</w:t>
+      </w:r>
+      <w:r>
+        <w:t>nspector panel</w:t>
+      </w:r>
+      <w:r>
+        <w:t>.</w:t>
+      </w:r>
+      <w:r>
+        <w:t xml:space="preserve"> </w:t>
+      </w:r>
     </w:p>
     <w:p>
       <w:pPr>
@@ -1800,27 +2395,34 @@
         <w:jc w:val="both"/>
       </w:pPr>
       <w:r>
-        <w:t>Now</w:t>
-      </w:r>
-      <w:r>
-        <w:t>,</w:t>
-      </w:r>
-      <w:r>
-        <w:t xml:space="preserve"> select all static objects and apply a static layer to them from the inspector panel changing</w:t>
-      </w:r>
-    </w:p>
-    <w:p>
-      <w:pPr>
-        <w:pStyle w:val="ListParagraph"/>
-        <w:numPr>
-          <w:ilvl w:val="1"/>
-          <w:numId w:val="27"/>
-        </w:numPr>
-        <w:spacing w:after="0" w:line="360" w:lineRule="auto"/>
-        <w:jc w:val="both"/>
-      </w:pPr>
-      <w:r>
-        <w:t>Do the same for dynamic objects as well (chess pieces are dynamic because they could move position)</w:t>
+        <w:t>Do the same for dynamic objects as well</w:t>
+      </w:r>
+      <w:r>
+        <w:t>.</w:t>
+      </w:r>
+      <w:r>
+        <w:t xml:space="preserve"> </w:t>
+      </w:r>
+      <w:r>
+        <w:t>C</w:t>
+      </w:r>
+      <w:r>
+        <w:t xml:space="preserve">hess pieces are dynamic because they </w:t>
+      </w:r>
+      <w:r>
+        <w:t>can</w:t>
+      </w:r>
+      <w:r>
+        <w:t xml:space="preserve"> </w:t>
+      </w:r>
+      <w:r>
+        <w:t xml:space="preserve">change </w:t>
+      </w:r>
+      <w:r>
+        <w:t>position</w:t>
+      </w:r>
+      <w:r>
+        <w:t>.</w:t>
       </w:r>
     </w:p>
     <w:p>
@@ -1833,7 +2435,19 @@
         </w:rPr>
       </w:pPr>
       <w:r>
-        <w:t>You can select more than one object using shift and control in the Hierarchy panel</w:t>
+        <w:t xml:space="preserve">You can select more than one object using </w:t>
+      </w:r>
+      <w:r>
+        <w:t>S</w:t>
+      </w:r>
+      <w:r>
+        <w:t xml:space="preserve">hift and </w:t>
+      </w:r>
+      <w:r>
+        <w:t xml:space="preserve">Ctrl </w:t>
+      </w:r>
+      <w:r>
+        <w:t>in the Hierarchy panel</w:t>
       </w:r>
       <w:r>
         <w:rPr>
@@ -1890,7 +2504,13 @@
         <w:t xml:space="preserve"> &gt; </w:t>
       </w:r>
       <w:r>
-        <w:t>then cube</w:t>
+        <w:t xml:space="preserve">then </w:t>
+      </w:r>
+      <w:r>
+        <w:t>C</w:t>
+      </w:r>
+      <w:r>
+        <w:t>ube</w:t>
       </w:r>
     </w:p>
     <w:p>
@@ -1904,7 +2524,7 @@
         <w:jc w:val="both"/>
       </w:pPr>
       <w:r>
-        <w:t xml:space="preserve">Re-name it </w:t>
+        <w:t xml:space="preserve">Rename it </w:t>
       </w:r>
       <w:r>
         <w:rPr>
@@ -1943,7 +2563,19 @@
         <w:jc w:val="both"/>
       </w:pPr>
       <w:r>
-        <w:t>Set the scale so that it surrounds the room and move it to encase the room structure as we have exampled in the image below.</w:t>
+        <w:t>Set the scale so that it surrounds the room and move it to encase the room structure</w:t>
+      </w:r>
+      <w:r>
+        <w:t>,</w:t>
+      </w:r>
+      <w:r>
+        <w:t xml:space="preserve"> as </w:t>
+      </w:r>
+      <w:r>
+        <w:t xml:space="preserve">shown </w:t>
+      </w:r>
+      <w:r>
+        <w:t>in the image below.</w:t>
       </w:r>
     </w:p>
     <w:p>
@@ -1957,7 +2589,13 @@
         <w:jc w:val="both"/>
       </w:pPr>
       <w:r>
-        <w:t>The plane scale has changed from 100 -&gt; 30.</w:t>
+        <w:t>The plane scale has changed from 100</w:t>
+      </w:r>
+      <w:r>
+        <w:t xml:space="preserve"> to</w:t>
+      </w:r>
+      <w:r>
+        <w:t xml:space="preserve"> 30.</w:t>
       </w:r>
     </w:p>
     <w:p>
@@ -2245,10 +2883,10 @@
               </wp:anchor>
             </w:drawing>
           </mc:Choice>
-          <mc:Fallback>
+          <mc:Fallback xmlns:a14="http://schemas.microsoft.com/office/drawing/2010/main" xmlns:pic="http://schemas.openxmlformats.org/drawingml/2006/picture" xmlns:a="http://schemas.openxmlformats.org/drawingml/2006/main">
             <w:pict>
-              <v:group w14:anchorId="0E3EA5B4" id="Group 14" o:spid="_x0000_s1026" style="position:absolute;margin-left:-8.15pt;margin-top:3.7pt;width:455.7pt;height:224.25pt;z-index:251671552" coordsize="57873,28479" o:gfxdata="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">
-                <v:shapetype id="_x0000_t75" coordsize="21600,21600" o:spt="75" o:preferrelative="t" path="m@4@5l@4@11@9@11@9@5xe" filled="f" stroked="f">
+              <v:group id="Group 14" style="position:absolute;margin-left:-8.15pt;margin-top:3.7pt;width:455.7pt;height:224.25pt;z-index:251671552" coordsize="57873,28479" o:spid="_x0000_s1026" w14:anchorId="0E3EA5B4" o:gfxdata="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">
+                <v:shapetype id="_x0000_t75" coordsize="21600,21600" filled="f" stroked="f" o:spt="75" o:preferrelative="t" path="m@4@5l@4@11@9@11@9@5xe">
                   <v:stroke joinstyle="miter"/>
                   <v:formulas>
                     <v:f eqn="if lineDrawn pixelLineWidth 0"/>
@@ -2264,18 +2902,18 @@
                     <v:f eqn="prod @7 21600 pixelHeight"/>
                     <v:f eqn="sum @10 21600 0"/>
                   </v:formulas>
-                  <v:path o:extrusionok="f" gradientshapeok="t" o:connecttype="rect"/>
+                  <v:path gradientshapeok="t" o:connecttype="rect" o:extrusionok="f"/>
                   <o:lock v:ext="edit" aspectratio="t"/>
                 </v:shapetype>
-                <v:shape id="Picture 8" o:spid="_x0000_s1027" type="#_x0000_t75" style="position:absolute;width:57315;height:28479;visibility:visible;mso-wrap-style:square" o:gfxdata="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">
-                  <v:imagedata r:id="rId18" o:title=""/>
+                <v:shape id="Picture 8" style="position:absolute;width:57315;height:28479;visibility:visible;mso-wrap-style:square" o:spid="_x0000_s1027" type="#_x0000_t75" o:gfxdata="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">
+                  <v:imagedata o:title="" r:id="rId18"/>
                 </v:shape>
-                <v:shapetype id="_x0000_t32" coordsize="21600,21600" o:spt="32" o:oned="t" path="m,l21600,21600e" filled="f">
-                  <v:path arrowok="t" fillok="f" o:connecttype="none"/>
+                <v:shapetype id="_x0000_t32" coordsize="21600,21600" o:oned="t" filled="f" o:spt="32" path="m,l21600,21600e">
+                  <v:path fillok="f" arrowok="t" o:connecttype="none"/>
                   <o:lock v:ext="edit" shapetype="t"/>
                 </v:shapetype>
-                <v:shape id="Straight Arrow Connector 9" o:spid="_x0000_s1028" type="#_x0000_t32" style="position:absolute;left:56673;top:19812;width:1200;height:1085;flip:x y;visibility:visible;mso-wrap-style:square" o:connectortype="straight" o:gfxdata="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" strokecolor="black [3200]" strokeweight=".5pt">
-                  <v:stroke endarrow="block" joinstyle="miter"/>
+                <v:shape id="Straight Arrow Connector 9" style="position:absolute;left:56673;top:19812;width:1200;height:1085;flip:x y;visibility:visible;mso-wrap-style:square" o:spid="_x0000_s1028" strokecolor="black [3200]" strokeweight=".5pt" o:connectortype="straight" type="#_x0000_t32" o:gfxdata="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">
+                  <v:stroke joinstyle="miter" endarrow="block"/>
                 </v:shape>
               </v:group>
             </w:pict>
@@ -2370,33 +3008,95 @@
         <w:spacing w:after="0" w:line="360" w:lineRule="auto"/>
       </w:pPr>
       <w:r>
-        <w:t xml:space="preserve">Change </w:t>
-      </w:r>
-      <w:proofErr w:type="gramStart"/>
-      <w:r>
-        <w:t xml:space="preserve">the </w:t>
+        <w:t>Change the “</w:t>
+      </w:r>
+      <w:r>
+        <w:t>L</w:t>
+      </w:r>
+      <w:r>
+        <w:t xml:space="preserve">ight </w:t>
+      </w:r>
+      <w:r>
+        <w:t>P</w:t>
+      </w:r>
+      <w:r>
+        <w:t>robes</w:t>
+      </w:r>
+      <w:r>
+        <w:t>” from</w:t>
       </w:r>
       <w:r>
         <w:t xml:space="preserve"> </w:t>
       </w:r>
       <w:r>
-        <w:t>“</w:t>
-      </w:r>
-      <w:proofErr w:type="gramEnd"/>
-      <w:r>
-        <w:t>light probes</w:t>
-      </w:r>
-      <w:r>
-        <w:t>” from</w:t>
+        <w:rPr>
+          <w:b/>
+          <w:bCs/>
+        </w:rPr>
+        <w:t xml:space="preserve">Blend </w:t>
+      </w:r>
+      <w:r>
+        <w:rPr>
+          <w:b/>
+          <w:bCs/>
+        </w:rPr>
+        <w:t>P</w:t>
+      </w:r>
+      <w:r>
+        <w:rPr>
+          <w:b/>
+          <w:bCs/>
+        </w:rPr>
+        <w:t>ro</w:t>
+      </w:r>
+      <w:r>
+        <w:rPr>
+          <w:b/>
+          <w:bCs/>
+        </w:rPr>
+        <w:t>b</w:t>
+      </w:r>
+      <w:r>
+        <w:rPr>
+          <w:b/>
+          <w:bCs/>
+        </w:rPr>
+        <w:t>es</w:t>
+      </w:r>
+      <w:r>
+        <w:t xml:space="preserve"> to </w:t>
+      </w:r>
+      <w:r>
+        <w:rPr>
+          <w:b/>
+          <w:bCs/>
+        </w:rPr>
+        <w:t>O</w:t>
+      </w:r>
+      <w:r>
+        <w:rPr>
+          <w:b/>
+          <w:bCs/>
+        </w:rPr>
+        <w:t>ff</w:t>
       </w:r>
       <w:r>
         <w:t xml:space="preserve"> </w:t>
       </w:r>
       <w:r>
-        <w:t xml:space="preserve">Blend proves to off </w:t>
-      </w:r>
-      <w:r>
-        <w:t xml:space="preserve">in the inspector </w:t>
+        <w:t xml:space="preserve">in the </w:t>
+      </w:r>
+      <w:r>
+        <w:t>I</w:t>
+      </w:r>
+      <w:r>
+        <w:t>nspector</w:t>
+      </w:r>
+      <w:r>
+        <w:t>.</w:t>
+      </w:r>
+      <w:r>
+        <w:t xml:space="preserve"> </w:t>
       </w:r>
     </w:p>
     <w:p>
@@ -2409,7 +3109,62 @@
         <w:spacing w:after="0" w:line="360" w:lineRule="auto"/>
       </w:pPr>
       <w:r>
-        <w:t>Box collider, click on the small gear symbol and then click remove component</w:t>
+        <w:t xml:space="preserve">In </w:t>
+      </w:r>
+      <w:r>
+        <w:rPr>
+          <w:b/>
+          <w:bCs/>
+        </w:rPr>
+        <w:t xml:space="preserve">Box </w:t>
+      </w:r>
+      <w:r>
+        <w:rPr>
+          <w:b/>
+          <w:bCs/>
+        </w:rPr>
+        <w:t>C</w:t>
+      </w:r>
+      <w:r>
+        <w:rPr>
+          <w:b/>
+          <w:bCs/>
+        </w:rPr>
+        <w:t>ollider</w:t>
+      </w:r>
+      <w:r>
+        <w:t xml:space="preserve">, click on the small gear symbol and then click </w:t>
+      </w:r>
+      <w:r>
+        <w:rPr>
+          <w:b/>
+          <w:bCs/>
+        </w:rPr>
+        <w:t>R</w:t>
+      </w:r>
+      <w:r>
+        <w:rPr>
+          <w:b/>
+          <w:bCs/>
+        </w:rPr>
+        <w:t xml:space="preserve">emove </w:t>
+      </w:r>
+      <w:r>
+        <w:rPr>
+          <w:b/>
+          <w:bCs/>
+        </w:rPr>
+        <w:t>C</w:t>
+      </w:r>
+      <w:r>
+        <w:rPr>
+          <w:b/>
+          <w:bCs/>
+        </w:rPr>
+        <w:t>omponent</w:t>
+      </w:r>
+      <w:r>
+        <w:t>.</w:t>
       </w:r>
     </w:p>
     <w:p>
@@ -2422,13 +3177,71 @@
         <w:spacing w:after="0" w:line="360" w:lineRule="auto"/>
       </w:pPr>
       <w:r>
-        <w:t>Untick mesh renderer, this way</w:t>
+        <w:t xml:space="preserve">Untick </w:t>
+      </w:r>
+      <w:r>
+        <w:rPr>
+          <w:b/>
+          <w:bCs/>
+        </w:rPr>
+        <w:t>M</w:t>
+      </w:r>
+      <w:r>
+        <w:rPr>
+          <w:b/>
+          <w:bCs/>
+        </w:rPr>
+        <w:t xml:space="preserve">esh </w:t>
+      </w:r>
+      <w:r>
+        <w:rPr>
+          <w:b/>
+          <w:bCs/>
+        </w:rPr>
+        <w:t>R</w:t>
+      </w:r>
+      <w:r>
+        <w:rPr>
+          <w:b/>
+          <w:bCs/>
+        </w:rPr>
+        <w:t>enderer</w:t>
+      </w:r>
+      <w:r>
+        <w:t>.</w:t>
+      </w:r>
+      <w:r>
+        <w:t xml:space="preserve"> </w:t>
+      </w:r>
+      <w:r>
+        <w:t>T</w:t>
+      </w:r>
+      <w:r>
+        <w:t>his way</w:t>
       </w:r>
       <w:r>
         <w:t>,</w:t>
       </w:r>
       <w:r>
-        <w:t xml:space="preserve"> you won’t see the box anymore, but it’s still there.</w:t>
+        <w:t xml:space="preserve"> you </w:t>
+      </w:r>
+      <w:r>
+        <w:t xml:space="preserve">will no longer </w:t>
+      </w:r>
+      <w:r>
+        <w:t>see the box, but it</w:t>
+      </w:r>
+      <w:r>
+        <w:t xml:space="preserve"> will</w:t>
+      </w:r>
+      <w:r>
+        <w:t xml:space="preserve"> still</w:t>
+      </w:r>
+      <w:r>
+        <w:t xml:space="preserve"> be</w:t>
+      </w:r>
+      <w:r>
+        <w:t xml:space="preserve"> there.</w:t>
       </w:r>
     </w:p>
     <w:p>
@@ -2462,28 +3275,38 @@
       <w:proofErr w:type="spellStart"/>
       <w:r>
         <w:rPr>
+          <w:b/>
+          <w:bCs/>
+          <w:iCs/>
+        </w:rPr>
+        <w:t>GameObject</w:t>
+      </w:r>
+      <w:proofErr w:type="spellEnd"/>
+      <w:r>
+        <w:rPr>
           <w:i/>
         </w:rPr>
-        <w:t>GameObject</w:t>
-      </w:r>
-      <w:proofErr w:type="spellEnd"/>
+        <w:t xml:space="preserve"> </w:t>
+      </w:r>
+      <w:r>
+        <w:rPr>
+          <w:iCs/>
+        </w:rPr>
+        <w:t xml:space="preserve">and then </w:t>
+      </w:r>
+      <w:r>
+        <w:rPr>
+          <w:b/>
+          <w:bCs/>
+          <w:iCs/>
+        </w:rPr>
+        <w:t>Create Empty</w:t>
+      </w:r>
       <w:r>
         <w:rPr>
           <w:i/>
         </w:rPr>
-        <w:t xml:space="preserve"> </w:t>
-      </w:r>
-      <w:r>
-        <w:rPr>
-          <w:iCs/>
-        </w:rPr>
-        <w:t xml:space="preserve">and then </w:t>
-      </w:r>
-      <w:r>
-        <w:rPr>
-          <w:i/>
-        </w:rPr>
-        <w:t>Create Empty</w:t>
+        <w:t>.</w:t>
       </w:r>
     </w:p>
     <w:p>
@@ -2550,10 +3373,25 @@
         <w:t>Open the scripts folder from the Project tab</w:t>
       </w:r>
       <w:r>
+        <w:t>,</w:t>
+      </w:r>
+      <w:r>
         <w:t xml:space="preserve"> and</w:t>
       </w:r>
       <w:r>
-        <w:t xml:space="preserve"> then click on the object we just created and drag the </w:t>
+        <w:t xml:space="preserve"> then </w:t>
+      </w:r>
+      <w:r>
+        <w:t xml:space="preserve">select </w:t>
+      </w:r>
+      <w:r>
+        <w:t>the object</w:t>
+      </w:r>
+      <w:r>
+        <w:t xml:space="preserve"> you</w:t>
+      </w:r>
+      <w:r>
+        <w:t xml:space="preserve"> just created and drag the </w:t>
       </w:r>
       <w:proofErr w:type="spellStart"/>
       <w:r>
@@ -2584,7 +3422,13 @@
         <w:jc w:val="both"/>
       </w:pPr>
       <w:r>
-        <w:t>In inspector</w:t>
+        <w:t xml:space="preserve">In </w:t>
+      </w:r>
+      <w:r>
+        <w:t>I</w:t>
+      </w:r>
+      <w:r>
+        <w:t>nspector</w:t>
       </w:r>
       <w:r>
         <w:t>,</w:t>
@@ -2594,9 +3438,35 @@
       </w:r>
       <w:r>
         <w:rPr>
+          <w:b/>
+          <w:bCs/>
           <w:iCs/>
         </w:rPr>
-        <w:t>scene materials</w:t>
+        <w:t>S</w:t>
+      </w:r>
+      <w:r>
+        <w:rPr>
+          <w:b/>
+          <w:bCs/>
+          <w:iCs/>
+        </w:rPr>
+        <w:t xml:space="preserve">cene </w:t>
+      </w:r>
+      <w:r>
+        <w:rPr>
+          <w:b/>
+          <w:bCs/>
+          <w:iCs/>
+        </w:rPr>
+        <w:t>M</w:t>
+      </w:r>
+      <w:r>
+        <w:rPr>
+          <w:b/>
+          <w:bCs/>
+          <w:iCs/>
+        </w:rPr>
+        <w:t>aterials</w:t>
       </w:r>
       <w:r>
         <w:t xml:space="preserve"> arrow</w:t>
@@ -2619,10 +3489,16 @@
         <w:t>Set the size to 16</w:t>
       </w:r>
       <w:r>
-        <w:t>;</w:t>
-      </w:r>
-      <w:r>
-        <w:t xml:space="preserve"> this will allow us to add materials to each scene. These are all the materials that can appear in the scene.</w:t>
+        <w:t>.</w:t>
+      </w:r>
+      <w:r>
+        <w:t xml:space="preserve"> </w:t>
+      </w:r>
+      <w:r>
+        <w:t>T</w:t>
+      </w:r>
+      <w:r>
+        <w:t>his will allow us to add materials to each scene. These are all the materials that can appear in the scene.</w:t>
       </w:r>
     </w:p>
     <w:p>
@@ -2642,13 +3518,49 @@
         <w:t>,</w:t>
       </w:r>
       <w:r>
-        <w:t xml:space="preserve"> click on the circle and select the material, </w:t>
-      </w:r>
-      <w:r>
-        <w:t xml:space="preserve">and </w:t>
-      </w:r>
-      <w:r>
-        <w:t>make sure we add all materials for walls, doors, chessboard, ceiling, floor, doorsteps</w:t>
+        <w:t xml:space="preserve"> click on the circle and select the </w:t>
+      </w:r>
+      <w:r>
+        <w:t xml:space="preserve">appropriate </w:t>
+      </w:r>
+      <w:r>
+        <w:t>material</w:t>
+      </w:r>
+      <w:r>
+        <w:t>.</w:t>
+      </w:r>
+      <w:r>
+        <w:t xml:space="preserve"> </w:t>
+      </w:r>
+      <w:r>
+        <w:t>M</w:t>
+      </w:r>
+      <w:r>
+        <w:t xml:space="preserve">ake sure </w:t>
+      </w:r>
+      <w:r>
+        <w:t>that you</w:t>
+      </w:r>
+      <w:r>
+        <w:t xml:space="preserve"> add all materials for walls, doors, </w:t>
+      </w:r>
+      <w:r>
+        <w:t xml:space="preserve">the </w:t>
+      </w:r>
+      <w:r>
+        <w:t xml:space="preserve">chessboard, </w:t>
+      </w:r>
+      <w:r>
+        <w:t xml:space="preserve">the </w:t>
+      </w:r>
+      <w:r>
+        <w:t xml:space="preserve">ceiling, </w:t>
+      </w:r>
+      <w:r>
+        <w:t xml:space="preserve">the </w:t>
+      </w:r>
+      <w:r>
+        <w:t>floor, doorsteps</w:t>
       </w:r>
       <w:r>
         <w:t>,</w:t>
@@ -2664,13 +3576,13 @@
         <w:ind w:left="1069"/>
         <w:jc w:val="both"/>
         <w:rPr>
-          <w:color w:val="FF0000"/>
+          <w:color w:val="auto"/>
         </w:rPr>
       </w:pPr>
       <w:r>
         <w:rPr>
           <w:noProof/>
-          <w:color w:val="FF0000"/>
+          <w:color w:val="auto"/>
           <w:lang w:eastAsia="en-GB"/>
         </w:rPr>
         <w:lastRenderedPageBreak/>
@@ -2740,53 +3652,127 @@
       </w:r>
       <w:r>
         <w:rPr>
-          <w:color w:val="FF0000"/>
+          <w:color w:val="auto"/>
         </w:rPr>
         <w:t xml:space="preserve">You might notice you can’t find some of them because we have not used them yet. Create a new folder </w:t>
       </w:r>
       <w:r>
         <w:rPr>
-          <w:i/>
-          <w:iCs/>
-          <w:color w:val="FF0000"/>
-        </w:rPr>
-        <w:t>‘advanced’</w:t>
-      </w:r>
-      <w:r>
-        <w:rPr>
-          <w:color w:val="FF0000"/>
-        </w:rPr>
-        <w:t xml:space="preserve"> in you</w:t>
-      </w:r>
-      <w:r>
-        <w:rPr>
-          <w:color w:val="FF0000"/>
+          <w:color w:val="auto"/>
+        </w:rPr>
+        <w:t xml:space="preserve">called </w:t>
+      </w:r>
+      <w:r>
+        <w:rPr>
+          <w:color w:val="auto"/>
+        </w:rPr>
+        <w:t>‘</w:t>
+      </w:r>
+      <w:r>
+        <w:rPr>
+          <w:color w:val="auto"/>
+        </w:rPr>
+        <w:t>A</w:t>
+      </w:r>
+      <w:r>
+        <w:rPr>
+          <w:color w:val="auto"/>
+        </w:rPr>
+        <w:t>dvanced’ in you</w:t>
+      </w:r>
+      <w:r>
+        <w:rPr>
+          <w:color w:val="auto"/>
         </w:rPr>
         <w:t>r</w:t>
       </w:r>
       <w:r>
         <w:rPr>
-          <w:color w:val="FF0000"/>
-        </w:rPr>
-        <w:t xml:space="preserve"> Assets folder and copy-paste all the contents from the Assets&gt;advanced</w:t>
-      </w:r>
-      <w:r>
-        <w:rPr>
-          <w:color w:val="FF0000"/>
-        </w:rPr>
-        <w:t xml:space="preserve"> in the </w:t>
-      </w:r>
-      <w:proofErr w:type="spellStart"/>
-      <w:r>
-        <w:rPr>
-          <w:color w:val="FF0000"/>
-        </w:rPr>
-        <w:t>FileExplorer</w:t>
-      </w:r>
-      <w:proofErr w:type="spellEnd"/>
-      <w:r>
-        <w:rPr>
-          <w:color w:val="FF0000"/>
+          <w:color w:val="auto"/>
+        </w:rPr>
+        <w:t xml:space="preserve"> Assets folder and copy</w:t>
+      </w:r>
+      <w:r>
+        <w:rPr>
+          <w:color w:val="auto"/>
+        </w:rPr>
+        <w:t xml:space="preserve"> and </w:t>
+      </w:r>
+      <w:r>
+        <w:rPr>
+          <w:color w:val="auto"/>
+        </w:rPr>
+        <w:t xml:space="preserve">paste all the contents from the </w:t>
+      </w:r>
+      <w:r>
+        <w:rPr>
+          <w:b/>
+          <w:bCs/>
+          <w:color w:val="auto"/>
+        </w:rPr>
+        <w:t>Assets</w:t>
+      </w:r>
+      <w:r>
+        <w:rPr>
+          <w:b/>
+          <w:bCs/>
+          <w:color w:val="auto"/>
+        </w:rPr>
+        <w:t xml:space="preserve"> </w:t>
+      </w:r>
+      <w:r>
+        <w:rPr>
+          <w:b/>
+          <w:bCs/>
+          <w:color w:val="auto"/>
+        </w:rPr>
+        <w:t>&gt;</w:t>
+      </w:r>
+      <w:r>
+        <w:rPr>
+          <w:b/>
+          <w:bCs/>
+          <w:color w:val="auto"/>
+        </w:rPr>
+        <w:t xml:space="preserve"> </w:t>
+      </w:r>
+      <w:r>
+        <w:rPr>
+          <w:b/>
+          <w:bCs/>
+          <w:color w:val="auto"/>
+        </w:rPr>
+        <w:t>A</w:t>
+      </w:r>
+      <w:r>
+        <w:rPr>
+          <w:b/>
+          <w:bCs/>
+          <w:color w:val="auto"/>
+        </w:rPr>
+        <w:t>dvanced</w:t>
+      </w:r>
+      <w:r>
+        <w:rPr>
+          <w:color w:val="auto"/>
+        </w:rPr>
+        <w:t xml:space="preserve"> in the File</w:t>
+      </w:r>
+      <w:r>
+        <w:rPr>
+          <w:color w:val="auto"/>
+        </w:rPr>
+        <w:t xml:space="preserve"> </w:t>
+      </w:r>
+      <w:r>
+        <w:rPr>
+          <w:color w:val="auto"/>
+        </w:rPr>
+        <w:t>Explorer</w:t>
+      </w:r>
+      <w:r>
+        <w:rPr>
+          <w:color w:val="auto"/>
         </w:rPr>
         <w:t>.</w:t>
       </w:r>
@@ -2802,13 +3788,28 @@
         <w:jc w:val="both"/>
       </w:pPr>
       <w:r>
-        <w:t>When adding assets in the future, they may have come out black</w:t>
-      </w:r>
-      <w:r>
-        <w:t>;</w:t>
-      </w:r>
-      <w:r>
-        <w:t xml:space="preserve"> this is because the material hasn’t been set here.</w:t>
+        <w:t>When adding assets in the future, they may</w:t>
+      </w:r>
+      <w:r>
+        <w:t xml:space="preserve"> </w:t>
+      </w:r>
+      <w:r>
+        <w:t>appear</w:t>
+      </w:r>
+      <w:r>
+        <w:t xml:space="preserve"> black</w:t>
+      </w:r>
+      <w:r>
+        <w:t>.</w:t>
+      </w:r>
+      <w:r>
+        <w:t xml:space="preserve"> </w:t>
+      </w:r>
+      <w:r>
+        <w:t>T</w:t>
+      </w:r>
+      <w:r>
+        <w:t>his is because the material hasn’t been set here.</w:t>
       </w:r>
     </w:p>
     <w:p>
@@ -2822,21 +3823,31 @@
         <w:jc w:val="both"/>
       </w:pPr>
       <w:r>
-        <w:t xml:space="preserve">Ambient </w:t>
-      </w:r>
-      <w:proofErr w:type="spellStart"/>
-      <w:r>
-        <w:t>colour</w:t>
-      </w:r>
-      <w:proofErr w:type="spellEnd"/>
-      <w:r>
-        <w:t xml:space="preserve"> set to a light yellow (e.g.</w:t>
+        <w:t>Set a</w:t>
+      </w:r>
+      <w:r>
+        <w:t>mbient color to a light yellow (</w:t>
+      </w:r>
+      <w:r>
+        <w:t>for example</w:t>
       </w:r>
       <w:r>
         <w:t>,</w:t>
       </w:r>
       <w:r>
-        <w:t xml:space="preserve"> a RGBA of 84-78-59-0)</w:t>
+        <w:t xml:space="preserve"> use</w:t>
+      </w:r>
+      <w:r>
+        <w:t xml:space="preserve"> a RGBA </w:t>
+      </w:r>
+      <w:r>
+        <w:t>value</w:t>
+      </w:r>
+      <w:r>
+        <w:t xml:space="preserve"> </w:t>
+      </w:r>
+      <w:r>
+        <w:t>of 84-78-59-0)</w:t>
       </w:r>
       <w:r>
         <w:t>.</w:t>
@@ -2853,7 +3864,13 @@
         <w:jc w:val="both"/>
       </w:pPr>
       <w:r>
-        <w:t xml:space="preserve">Set the Shadows Lod factor </w:t>
+        <w:t>Set the Shadows L</w:t>
+      </w:r>
+      <w:r>
+        <w:t>OD</w:t>
+      </w:r>
+      <w:r>
+        <w:t xml:space="preserve"> factor </w:t>
       </w:r>
       <w:r>
         <w:t xml:space="preserve">to </w:t>
@@ -2876,7 +3893,16 @@
         <w:jc w:val="both"/>
       </w:pPr>
       <w:r>
-        <w:t>Shadows control = 4.9</w:t>
+        <w:t xml:space="preserve">Set </w:t>
+      </w:r>
+      <w:r>
+        <w:t xml:space="preserve">Shadows control </w:t>
+      </w:r>
+      <w:r>
+        <w:t>to</w:t>
+      </w:r>
+      <w:r>
+        <w:t xml:space="preserve"> 4.9</w:t>
       </w:r>
       <w:r>
         <w:t>.</w:t>
@@ -2893,13 +3919,22 @@
         <w:jc w:val="both"/>
       </w:pPr>
       <w:r>
-        <w:t>Shadow tint to white (e.g.</w:t>
-      </w:r>
-      <w:r>
-        <w:t>,</w:t>
-      </w:r>
-      <w:r>
-        <w:t xml:space="preserve"> a RGBA of 182-154-84-0)</w:t>
+        <w:t xml:space="preserve">Set </w:t>
+      </w:r>
+      <w:r>
+        <w:t xml:space="preserve">Shadow </w:t>
+      </w:r>
+      <w:r>
+        <w:t>T</w:t>
+      </w:r>
+      <w:r>
+        <w:t xml:space="preserve">int to white (RGBA </w:t>
+      </w:r>
+      <w:r>
+        <w:t xml:space="preserve">value </w:t>
+      </w:r>
+      <w:r>
+        <w:t>of 182-154-84-0)</w:t>
       </w:r>
       <w:r>
         <w:t>.</w:t>
@@ -2927,10 +3962,6 @@
         <w:t xml:space="preserve">Create an </w:t>
       </w:r>
       <w:r>
-        <w:rPr>
-          <w:b/>
-          <w:bCs/>
-        </w:rPr>
         <w:t>empty object</w:t>
       </w:r>
       <w:r>
@@ -2939,6 +3970,8 @@
       <w:proofErr w:type="spellStart"/>
       <w:r>
         <w:rPr>
+          <w:b/>
+          <w:bCs/>
           <w:iCs/>
         </w:rPr>
         <w:t>GameObject</w:t>
@@ -2954,7 +3987,47 @@
         <w:rPr>
           <w:iCs/>
         </w:rPr>
-        <w:t xml:space="preserve"> then create empty</w:t>
+        <w:t xml:space="preserve"> then </w:t>
+      </w:r>
+      <w:r>
+        <w:rPr>
+          <w:b/>
+          <w:bCs/>
+          <w:iCs/>
+        </w:rPr>
+        <w:t>C</w:t>
+      </w:r>
+      <w:r>
+        <w:rPr>
+          <w:b/>
+          <w:bCs/>
+          <w:iCs/>
+        </w:rPr>
+        <w:t xml:space="preserve">reate </w:t>
+      </w:r>
+      <w:r>
+        <w:rPr>
+          <w:b/>
+          <w:bCs/>
+          <w:iCs/>
+        </w:rPr>
+        <w:t>E</w:t>
+      </w:r>
+      <w:r>
+        <w:rPr>
+          <w:b/>
+          <w:bCs/>
+          <w:iCs/>
+        </w:rPr>
+        <w:t>mpty</w:t>
+      </w:r>
+      <w:r>
+        <w:rPr>
+          <w:b/>
+          <w:bCs/>
+          <w:iCs/>
+        </w:rPr>
+        <w:t>.</w:t>
       </w:r>
     </w:p>
     <w:p>
@@ -3003,7 +4076,30 @@
         <w:jc w:val="both"/>
       </w:pPr>
       <w:r>
-        <w:t xml:space="preserve">Open the scripts folder from the Project tab and then click on the object we just created and drag the </w:t>
+        <w:t xml:space="preserve">Open the scripts folder from the Project tab and then </w:t>
+      </w:r>
+      <w:r>
+        <w:t>select</w:t>
+      </w:r>
+      <w:r>
+        <w:t xml:space="preserve"> the object </w:t>
+      </w:r>
+      <w:proofErr w:type="gramStart"/>
+      <w:r>
+        <w:t xml:space="preserve">you </w:t>
+      </w:r>
+      <w:r>
+        <w:t xml:space="preserve"> </w:t>
+      </w:r>
+      <w:r>
+        <w:t>have</w:t>
+      </w:r>
+      <w:proofErr w:type="gramEnd"/>
+      <w:r>
+        <w:t xml:space="preserve"> </w:t>
+      </w:r>
+      <w:r>
+        <w:t xml:space="preserve">just created and drag the </w:t>
       </w:r>
       <w:proofErr w:type="spellStart"/>
       <w:r>
@@ -3040,13 +4136,29 @@
         <w:jc w:val="both"/>
       </w:pPr>
       <w:r>
-        <w:t>In the Inspector tab, click on the Shadow Mats arrow and set the number to 16 again</w:t>
-      </w:r>
-      <w:r>
-        <w:t>;</w:t>
-      </w:r>
-      <w:r>
-        <w:t xml:space="preserve"> then</w:t>
+        <w:t xml:space="preserve">In the Inspector tab, click on the </w:t>
+      </w:r>
+      <w:r>
+        <w:rPr>
+          <w:b/>
+          <w:bCs/>
+        </w:rPr>
+        <w:t>Shadow Mats</w:t>
+      </w:r>
+      <w:r>
+        <w:t xml:space="preserve"> arrow and set the number to 16 again</w:t>
+      </w:r>
+      <w:r>
+        <w:t>.</w:t>
+      </w:r>
+      <w:r>
+        <w:t xml:space="preserve"> </w:t>
+      </w:r>
+      <w:r>
+        <w:t>T</w:t>
+      </w:r>
+      <w:r>
+        <w:t>hen</w:t>
       </w:r>
       <w:r>
         <w:t>,</w:t>
@@ -3066,7 +4178,25 @@
         <w:jc w:val="both"/>
       </w:pPr>
       <w:r>
-        <w:t>To add the Shadow light, add the point light by dragging and dropping to the inspector from the Hierarchy panel</w:t>
+        <w:t xml:space="preserve">To add the Shadow light, </w:t>
+      </w:r>
+      <w:r>
+        <w:t xml:space="preserve">drag and drop </w:t>
+      </w:r>
+      <w:r>
+        <w:t>the point light</w:t>
+      </w:r>
+      <w:r>
+        <w:t xml:space="preserve"> from the Hierarchy panel in</w:t>
+      </w:r>
+      <w:r>
+        <w:t xml:space="preserve">to the </w:t>
+      </w:r>
+      <w:r>
+        <w:t>I</w:t>
+      </w:r>
+      <w:r>
+        <w:t>nspector</w:t>
       </w:r>
       <w:r>
         <w:t>.</w:t>
@@ -3118,7 +4248,19 @@
         <w:t xml:space="preserve"> </w:t>
       </w:r>
       <w:r>
-        <w:t>in as done for the point light</w:t>
+        <w:t>in</w:t>
+      </w:r>
+      <w:r>
+        <w:t>to the Inspector,</w:t>
+      </w:r>
+      <w:r>
+        <w:t xml:space="preserve"> as</w:t>
+      </w:r>
+      <w:r>
+        <w:t xml:space="preserve"> you did</w:t>
+      </w:r>
+      <w:r>
+        <w:t xml:space="preserve"> for the point light</w:t>
       </w:r>
       <w:r>
         <w:t>.</w:t>
@@ -3179,7 +4321,19 @@
         <w:jc w:val="both"/>
       </w:pPr>
       <w:r>
-        <w:t xml:space="preserve">Go to our Room folder and then to our </w:t>
+        <w:t xml:space="preserve">Go to </w:t>
+      </w:r>
+      <w:r>
+        <w:t>the</w:t>
+      </w:r>
+      <w:r>
+        <w:t xml:space="preserve"> Room folder and then to </w:t>
+      </w:r>
+      <w:r>
+        <w:t>the</w:t>
+      </w:r>
+      <w:r>
+        <w:t xml:space="preserve"> </w:t>
       </w:r>
       <w:proofErr w:type="spellStart"/>
       <w:r>
@@ -3213,7 +4367,92 @@
         <w:t>-</w:t>
       </w:r>
       <w:r>
-        <w:t>click on the textures folder and select create and then legacy and finally cube map</w:t>
+        <w:t xml:space="preserve">click on the </w:t>
+      </w:r>
+      <w:proofErr w:type="spellStart"/>
+      <w:r>
+        <w:t>roomT</w:t>
+      </w:r>
+      <w:r>
+        <w:t>extures</w:t>
+      </w:r>
+      <w:proofErr w:type="spellEnd"/>
+      <w:r>
+        <w:t xml:space="preserve"> folder</w:t>
+      </w:r>
+      <w:r>
+        <w:t>,</w:t>
+      </w:r>
+      <w:r>
+        <w:t xml:space="preserve"> select </w:t>
+      </w:r>
+      <w:r>
+        <w:rPr>
+          <w:b/>
+          <w:bCs/>
+        </w:rPr>
+        <w:t>C</w:t>
+      </w:r>
+      <w:r>
+        <w:rPr>
+          <w:b/>
+          <w:bCs/>
+        </w:rPr>
+        <w:t>reate</w:t>
+      </w:r>
+      <w:r>
+        <w:t>,</w:t>
+      </w:r>
+      <w:r>
+        <w:t xml:space="preserve"> then </w:t>
+      </w:r>
+      <w:r>
+        <w:rPr>
+          <w:b/>
+          <w:bCs/>
+        </w:rPr>
+        <w:t>L</w:t>
+      </w:r>
+      <w:r>
+        <w:rPr>
+          <w:b/>
+          <w:bCs/>
+        </w:rPr>
+        <w:t>egacy</w:t>
+      </w:r>
+      <w:r>
+        <w:t>,</w:t>
+      </w:r>
+      <w:r>
+        <w:t xml:space="preserve"> and finally </w:t>
+      </w:r>
+      <w:r>
+        <w:rPr>
+          <w:b/>
+          <w:bCs/>
+        </w:rPr>
+        <w:t>C</w:t>
+      </w:r>
+      <w:r>
+        <w:rPr>
+          <w:b/>
+          <w:bCs/>
+        </w:rPr>
+        <w:t xml:space="preserve">ube </w:t>
+      </w:r>
+      <w:r>
+        <w:rPr>
+          <w:b/>
+          <w:bCs/>
+        </w:rPr>
+        <w:t>M</w:t>
+      </w:r>
+      <w:r>
+        <w:rPr>
+          <w:b/>
+          <w:bCs/>
+        </w:rPr>
+        <w:t>ap</w:t>
       </w:r>
       <w:r>
         <w:t>.</w:t>
@@ -3253,19 +4492,43 @@
         <w:jc w:val="both"/>
       </w:pPr>
       <w:r>
-        <w:t>In the inspector panel for the cube map</w:t>
+        <w:t xml:space="preserve">In the </w:t>
+      </w:r>
+      <w:r>
+        <w:t>I</w:t>
+      </w:r>
+      <w:r>
+        <w:t>nspector panel for the cube map</w:t>
       </w:r>
       <w:r>
         <w:t>,</w:t>
       </w:r>
       <w:r>
-        <w:t xml:space="preserve"> set the face size to 512, set the mipmaps to yes, untick linear, and finally</w:t>
+        <w:t xml:space="preserve"> set the face size to 512, set the mipmaps to </w:t>
+      </w:r>
+      <w:r>
+        <w:t>Y</w:t>
+      </w:r>
+      <w:r>
+        <w:t xml:space="preserve">es, untick </w:t>
+      </w:r>
+      <w:r>
+        <w:t>L</w:t>
+      </w:r>
+      <w:r>
+        <w:t>inear, and finally</w:t>
       </w:r>
       <w:r>
         <w:t>,</w:t>
       </w:r>
       <w:r>
-        <w:t xml:space="preserve"> tick readable.</w:t>
+        <w:t xml:space="preserve"> tick </w:t>
+      </w:r>
+      <w:r>
+        <w:t>R</w:t>
+      </w:r>
+      <w:r>
+        <w:t>eadable.</w:t>
       </w:r>
     </w:p>
     <w:p>
@@ -3287,6 +4550,7 @@
         <w:jc w:val="both"/>
       </w:pPr>
       <w:r>
+        <w:lastRenderedPageBreak/>
         <w:t xml:space="preserve">Next, we want to </w:t>
       </w:r>
       <w:r>
@@ -3297,23 +4561,19 @@
         <w:t xml:space="preserve">render </w:t>
       </w:r>
       <w:r>
-        <w:t xml:space="preserve">our scene to our </w:t>
-      </w:r>
-      <w:proofErr w:type="spellStart"/>
-      <w:r>
-        <w:t>cubemap</w:t>
-      </w:r>
-      <w:proofErr w:type="spellEnd"/>
-      <w:r>
-        <w:t xml:space="preserve"> to allow our lighting to be based on a local </w:t>
-      </w:r>
-      <w:proofErr w:type="spellStart"/>
-      <w:r>
-        <w:t>cubemap</w:t>
-      </w:r>
-      <w:proofErr w:type="spellEnd"/>
-      <w:r>
-        <w:t>:</w:t>
+        <w:t>our scene to our cube</w:t>
+      </w:r>
+      <w:r>
+        <w:t xml:space="preserve"> </w:t>
+      </w:r>
+      <w:r>
+        <w:t>map to allow our lighting to be based on a local cube</w:t>
+      </w:r>
+      <w:r>
+        <w:t xml:space="preserve"> </w:t>
+      </w:r>
+      <w:r>
+        <w:t>map:</w:t>
       </w:r>
     </w:p>
     <w:p>
@@ -3330,23 +4590,38 @@
         </w:rPr>
       </w:pPr>
       <w:r>
-        <w:lastRenderedPageBreak/>
-        <w:t xml:space="preserve">Go to Tools and then select </w:t>
-      </w:r>
-      <w:r>
-        <w:rPr>
+        <w:t xml:space="preserve">Go to </w:t>
+      </w:r>
+      <w:r>
+        <w:rPr>
+          <w:b/>
+          <w:bCs/>
+        </w:rPr>
+        <w:t>Tools</w:t>
+      </w:r>
+      <w:r>
+        <w:t xml:space="preserve"> and then select </w:t>
+      </w:r>
+      <w:r>
+        <w:rPr>
+          <w:b/>
+          <w:bCs/>
           <w:iCs/>
         </w:rPr>
         <w:t>Render</w:t>
       </w:r>
       <w:r>
         <w:rPr>
+          <w:b/>
+          <w:bCs/>
           <w:i/>
         </w:rPr>
         <w:t xml:space="preserve"> </w:t>
       </w:r>
       <w:r>
         <w:rPr>
+          <w:b/>
+          <w:bCs/>
           <w:iCs/>
         </w:rPr>
         <w:t xml:space="preserve">into </w:t>
@@ -3354,11 +4629,19 @@
       <w:proofErr w:type="spellStart"/>
       <w:r>
         <w:rPr>
+          <w:b/>
+          <w:bCs/>
           <w:iCs/>
         </w:rPr>
         <w:t>Cubemap</w:t>
       </w:r>
       <w:proofErr w:type="spellEnd"/>
+      <w:r>
+        <w:rPr>
+          <w:iCs/>
+        </w:rPr>
+        <w:t>.</w:t>
+      </w:r>
     </w:p>
     <w:p>
       <w:pPr>
@@ -3371,21 +4654,57 @@
         <w:jc w:val="both"/>
       </w:pPr>
       <w:r>
-        <w:t>In the window that pops up</w:t>
+        <w:t>In the window that</w:t>
+      </w:r>
+      <w:r>
+        <w:t xml:space="preserve"> appears</w:t>
       </w:r>
       <w:r>
         <w:t>,</w:t>
       </w:r>
       <w:r>
-        <w:t xml:space="preserve"> select Render </w:t>
-      </w:r>
-      <w:proofErr w:type="gramStart"/>
-      <w:r>
-        <w:t>position</w:t>
-      </w:r>
-      <w:proofErr w:type="gramEnd"/>
-      <w:r>
-        <w:t xml:space="preserve"> and drag the bounding box object from Hierarchy panel</w:t>
+        <w:t xml:space="preserve"> select </w:t>
+      </w:r>
+      <w:r>
+        <w:rPr>
+          <w:b/>
+          <w:bCs/>
+        </w:rPr>
+        <w:t xml:space="preserve">Render </w:t>
+      </w:r>
+      <w:r>
+        <w:rPr>
+          <w:b/>
+          <w:bCs/>
+        </w:rPr>
+        <w:t>P</w:t>
+      </w:r>
+      <w:r>
+        <w:rPr>
+          <w:b/>
+          <w:bCs/>
+        </w:rPr>
+        <w:t>osition</w:t>
+      </w:r>
+      <w:r>
+        <w:t xml:space="preserve"> and drag the </w:t>
+      </w:r>
+      <w:proofErr w:type="spellStart"/>
+      <w:r>
+        <w:t>bounding</w:t>
+      </w:r>
+      <w:r>
+        <w:t>B</w:t>
+      </w:r>
+      <w:r>
+        <w:t>ox</w:t>
+      </w:r>
+      <w:proofErr w:type="spellEnd"/>
+      <w:r>
+        <w:t xml:space="preserve"> object from Hierarchy panel</w:t>
+      </w:r>
+      <w:r>
+        <w:t>.</w:t>
       </w:r>
     </w:p>
     <w:p>
@@ -3403,6 +4722,10 @@
       </w:r>
       <w:proofErr w:type="spellStart"/>
       <w:r>
+        <w:rPr>
+          <w:b/>
+          <w:bCs/>
+        </w:rPr>
         <w:t>Cubemap</w:t>
       </w:r>
       <w:proofErr w:type="spellEnd"/>
@@ -3416,6 +4739,9 @@
       <w:proofErr w:type="spellEnd"/>
       <w:r>
         <w:t xml:space="preserve"> object from the Project panel (room textures folder)</w:t>
+      </w:r>
+      <w:r>
+        <w:t>.</w:t>
       </w:r>
     </w:p>
     <w:p>
@@ -3429,7 +4755,20 @@
         <w:jc w:val="both"/>
       </w:pPr>
       <w:r>
-        <w:t xml:space="preserve">Under Camera layer mask, all unticked apart from </w:t>
+        <w:t xml:space="preserve">Under </w:t>
+      </w:r>
+      <w:r>
+        <w:rPr>
+          <w:b/>
+          <w:bCs/>
+        </w:rPr>
+        <w:t>Camera layer mask</w:t>
+      </w:r>
+      <w:r>
+        <w:t xml:space="preserve">, </w:t>
+      </w:r>
+      <w:r>
+        <w:t xml:space="preserve">untick everything except </w:t>
       </w:r>
       <w:proofErr w:type="spellStart"/>
       <w:r>
@@ -3440,7 +4779,19 @@
       </w:r>
       <w:proofErr w:type="spellEnd"/>
       <w:r>
-        <w:t xml:space="preserve"> (easy to click </w:t>
+        <w:t xml:space="preserve"> (</w:t>
+      </w:r>
+      <w:r>
+        <w:t xml:space="preserve">it is </w:t>
+      </w:r>
+      <w:r>
+        <w:t>eas</w:t>
+      </w:r>
+      <w:r>
+        <w:t>iest</w:t>
+      </w:r>
+      <w:r>
+        <w:t xml:space="preserve"> to click </w:t>
       </w:r>
       <w:r>
         <w:rPr>
@@ -3449,7 +4800,13 @@
         <w:t>nothing</w:t>
       </w:r>
       <w:r>
-        <w:t xml:space="preserve"> and then </w:t>
+        <w:t xml:space="preserve"> and then</w:t>
+      </w:r>
+      <w:r>
+        <w:t xml:space="preserve"> select</w:t>
+      </w:r>
+      <w:r>
+        <w:t xml:space="preserve"> </w:t>
       </w:r>
       <w:proofErr w:type="spellStart"/>
       <w:r>
@@ -3461,6 +4818,9 @@
       <w:proofErr w:type="spellEnd"/>
       <w:r>
         <w:t>)</w:t>
+      </w:r>
+      <w:r>
+        <w:t>.</w:t>
       </w:r>
     </w:p>
     <w:p>
@@ -3474,7 +4834,17 @@
         <w:jc w:val="both"/>
       </w:pPr>
       <w:r>
-        <w:t xml:space="preserve">Press Play and then select </w:t>
+        <w:t xml:space="preserve">Press </w:t>
+      </w:r>
+      <w:r>
+        <w:rPr>
+          <w:b/>
+          <w:bCs/>
+        </w:rPr>
+        <w:t>Play</w:t>
+      </w:r>
+      <w:r>
+        <w:t xml:space="preserve"> and then select </w:t>
       </w:r>
       <w:proofErr w:type="spellStart"/>
       <w:r>
@@ -3485,7 +4855,16 @@
       </w:r>
       <w:proofErr w:type="spellEnd"/>
       <w:r>
-        <w:t xml:space="preserve"> from hierarchy panel</w:t>
+        <w:t xml:space="preserve"> from </w:t>
+      </w:r>
+      <w:r>
+        <w:t>H</w:t>
+      </w:r>
+      <w:r>
+        <w:t>ierarchy panel</w:t>
+      </w:r>
+      <w:r>
+        <w:t>.</w:t>
       </w:r>
     </w:p>
     <w:p>
@@ -3503,20 +4882,43 @@
       </w:r>
       <w:r>
         <w:rPr>
-          <w:i/>
-        </w:rPr>
-        <w:t xml:space="preserve">rendering </w:t>
+          <w:b/>
+          <w:bCs/>
+          <w:iCs/>
+        </w:rPr>
+        <w:t>R</w:t>
+      </w:r>
+      <w:r>
+        <w:rPr>
+          <w:b/>
+          <w:bCs/>
+          <w:iCs/>
+        </w:rPr>
+        <w:t xml:space="preserve">endering </w:t>
       </w:r>
       <w:proofErr w:type="spellStart"/>
       <w:r>
         <w:rPr>
-          <w:i/>
-        </w:rPr>
-        <w:t>cubemap</w:t>
+          <w:b/>
+          <w:bCs/>
+          <w:iCs/>
+        </w:rPr>
+        <w:t>C</w:t>
+      </w:r>
+      <w:r>
+        <w:rPr>
+          <w:b/>
+          <w:bCs/>
+          <w:iCs/>
+        </w:rPr>
+        <w:t>ubemap</w:t>
       </w:r>
       <w:proofErr w:type="spellEnd"/>
       <w:r>
         <w:t xml:space="preserve"> in the Inspector tab for this element</w:t>
+      </w:r>
+      <w:r>
+        <w:t>.</w:t>
       </w:r>
     </w:p>
     <w:p>
@@ -3530,15 +4932,42 @@
         <w:jc w:val="both"/>
       </w:pPr>
       <w:r>
-        <w:t xml:space="preserve">Click “Render!” in “Render to </w:t>
+        <w:t xml:space="preserve">Click </w:t>
+      </w:r>
+      <w:r>
+        <w:rPr>
+          <w:b/>
+          <w:bCs/>
+        </w:rPr>
+        <w:t>Render!</w:t>
+      </w:r>
+      <w:r>
+        <w:t xml:space="preserve"> in </w:t>
+      </w:r>
+      <w:r>
+        <w:rPr>
+          <w:b/>
+          <w:bCs/>
+        </w:rPr>
+        <w:t xml:space="preserve">Render to </w:t>
       </w:r>
       <w:proofErr w:type="spellStart"/>
       <w:r>
+        <w:rPr>
+          <w:b/>
+          <w:bCs/>
+        </w:rPr>
         <w:t>cubemap</w:t>
       </w:r>
       <w:proofErr w:type="spellEnd"/>
       <w:r>
-        <w:t>” window that’s just been filled in</w:t>
+        <w:t xml:space="preserve"> window that</w:t>
+      </w:r>
+      <w:r>
+        <w:t xml:space="preserve"> you have just configured</w:t>
+      </w:r>
+      <w:r>
+        <w:t>.</w:t>
       </w:r>
     </w:p>
     <w:p>
@@ -3552,7 +4981,10 @@
         <w:jc w:val="both"/>
       </w:pPr>
       <w:r>
-        <w:t xml:space="preserve">Our </w:t>
+        <w:t>The</w:t>
+      </w:r>
+      <w:r>
+        <w:t xml:space="preserve"> </w:t>
       </w:r>
       <w:proofErr w:type="spellStart"/>
       <w:r>
@@ -3560,7 +4992,10 @@
       </w:r>
       <w:proofErr w:type="spellEnd"/>
       <w:r>
-        <w:t xml:space="preserve"> has now been rendered!</w:t>
+        <w:t xml:space="preserve"> has now been rendered</w:t>
+      </w:r>
+      <w:r>
+        <w:t>.</w:t>
       </w:r>
     </w:p>
     <w:p>
@@ -3574,7 +5009,34 @@
         <w:jc w:val="both"/>
       </w:pPr>
       <w:r>
-        <w:t>Press again on Play button to stop the rendering process</w:t>
+        <w:t xml:space="preserve">Press </w:t>
+      </w:r>
+      <w:proofErr w:type="gramStart"/>
+      <w:r>
+        <w:t xml:space="preserve">the </w:t>
+      </w:r>
+      <w:r>
+        <w:t xml:space="preserve"> </w:t>
+      </w:r>
+      <w:r>
+        <w:rPr>
+          <w:b/>
+          <w:bCs/>
+        </w:rPr>
+        <w:t>Play</w:t>
+      </w:r>
+      <w:proofErr w:type="gramEnd"/>
+      <w:r>
+        <w:t xml:space="preserve"> button </w:t>
+      </w:r>
+      <w:r>
+        <w:t xml:space="preserve">again </w:t>
+      </w:r>
+      <w:r>
+        <w:t>to stop the rendering process</w:t>
+      </w:r>
+      <w:r>
+        <w:t>.</w:t>
       </w:r>
     </w:p>
     <w:p>
@@ -3588,7 +5050,51 @@
         <w:jc w:val="both"/>
       </w:pPr>
       <w:r>
-        <w:t xml:space="preserve">If there is an object in the scene that does not display properly, ensure that the object’s shader has been set to Mobile bump/diffuse. You might need to render the </w:t>
+        <w:t xml:space="preserve">If there is an object in the scene that does not display properly, ensure that the object’s shader </w:t>
+      </w:r>
+      <w:r>
+        <w:t>is</w:t>
+      </w:r>
+      <w:r>
+        <w:t xml:space="preserve"> set to </w:t>
+      </w:r>
+      <w:r>
+        <w:rPr>
+          <w:b/>
+          <w:bCs/>
+        </w:rPr>
+        <w:t>Mobile</w:t>
+      </w:r>
+      <w:r>
+        <w:rPr>
+          <w:b/>
+          <w:bCs/>
+        </w:rPr>
+        <w:t>/B</w:t>
+      </w:r>
+      <w:r>
+        <w:rPr>
+          <w:b/>
+          <w:bCs/>
+        </w:rPr>
+        <w:t>ump</w:t>
+      </w:r>
+      <w:r>
+        <w:rPr>
+          <w:b/>
+          <w:bCs/>
+        </w:rPr>
+        <w:t>ed D</w:t>
+      </w:r>
+      <w:r>
+        <w:rPr>
+          <w:b/>
+          <w:bCs/>
+        </w:rPr>
+        <w:t>iffuse</w:t>
+      </w:r>
+      <w:r>
+        <w:t xml:space="preserve">. You might need to render the </w:t>
       </w:r>
       <w:proofErr w:type="spellStart"/>
       <w:r>
@@ -3618,22 +5124,41 @@
       </w:r>
       <w:proofErr w:type="spellEnd"/>
       <w:r>
-        <w:t>,</w:t>
-      </w:r>
-      <w:r>
         <w:t xml:space="preserve"> </w:t>
       </w:r>
       <w:r>
-        <w:t>which should be in your folder</w:t>
-      </w:r>
-      <w:r>
-        <w:t>,</w:t>
+        <w:t xml:space="preserve">in your folder </w:t>
+      </w:r>
+      <w:r>
+        <w:t>and expand the tab on the right</w:t>
+      </w:r>
+      <w:r>
+        <w:t>.</w:t>
       </w:r>
       <w:r>
         <w:t xml:space="preserve"> </w:t>
       </w:r>
       <w:r>
-        <w:t>and expand the tab on the right; next to “cube map” at the top of the panel, click on RGB stripes. This is showing the alpha channel of the room as seen from above.</w:t>
+        <w:t>N</w:t>
+      </w:r>
+      <w:r>
+        <w:t xml:space="preserve">ext to “cube map” at the top of the panel, click on </w:t>
+      </w:r>
+      <w:r>
+        <w:rPr>
+          <w:b/>
+          <w:bCs/>
+        </w:rPr>
+        <w:t>RGB stripes</w:t>
+      </w:r>
+      <w:r>
+        <w:t xml:space="preserve">. This </w:t>
+      </w:r>
+      <w:r>
+        <w:t xml:space="preserve">shows </w:t>
+      </w:r>
+      <w:r>
+        <w:t>the alpha channel of the room as seen from above.</w:t>
       </w:r>
     </w:p>
     <w:p>
@@ -3679,7 +5204,13 @@
         <w:rPr>
           <w:bCs/>
         </w:rPr>
-        <w:t>, and for the chess pieces</w:t>
+        <w:t>. F</w:t>
+      </w:r>
+      <w:r>
+        <w:rPr>
+          <w:bCs/>
+        </w:rPr>
+        <w:t>or the chess pieces</w:t>
       </w:r>
       <w:r>
         <w:rPr>
@@ -3691,12 +5222,24 @@
         <w:rPr>
           <w:bCs/>
         </w:rPr>
-        <w:t xml:space="preserve"> use custom/</w:t>
+        <w:t xml:space="preserve"> use </w:t>
+      </w:r>
+      <w:r>
+        <w:rPr>
+          <w:b/>
+        </w:rPr>
+        <w:t>C</w:t>
+      </w:r>
+      <w:r>
+        <w:rPr>
+          <w:b/>
+        </w:rPr>
+        <w:t>ustom/</w:t>
       </w:r>
       <w:proofErr w:type="spellStart"/>
       <w:r>
         <w:rPr>
-          <w:bCs/>
+          <w:b/>
         </w:rPr>
         <w:t>chessPiece</w:t>
       </w:r>
@@ -3806,39 +5349,45 @@
       </w:r>
       <w:r>
         <w:rPr>
-          <w:bCs/>
+          <w:b/>
         </w:rPr>
         <w:t>S</w:t>
       </w:r>
       <w:r>
         <w:rPr>
-          <w:bCs/>
+          <w:b/>
         </w:rPr>
         <w:t xml:space="preserve">tatic </w:t>
       </w:r>
       <w:r>
         <w:rPr>
-          <w:bCs/>
+          <w:b/>
         </w:rPr>
         <w:t>S</w:t>
       </w:r>
       <w:r>
         <w:rPr>
-          <w:bCs/>
+          <w:b/>
         </w:rPr>
         <w:t xml:space="preserve">hadow </w:t>
       </w:r>
       <w:r>
         <w:rPr>
-          <w:bCs/>
+          <w:b/>
         </w:rPr>
         <w:t>M</w:t>
       </w:r>
       <w:r>
         <w:rPr>
-          <w:bCs/>
-        </w:rPr>
-        <w:t>ap section</w:t>
+          <w:b/>
+        </w:rPr>
+        <w:t>ap</w:t>
+      </w:r>
+      <w:r>
+        <w:rPr>
+          <w:bCs/>
+        </w:rPr>
+        <w:t xml:space="preserve"> section</w:t>
       </w:r>
     </w:p>
     <w:p>
@@ -3981,6 +5530,14 @@
     <w:p>
       <w:pPr>
         <w:pStyle w:val="ListParagraph"/>
+        <w:spacing w:after="0" w:line="240" w:lineRule="auto"/>
+        <w:ind w:left="927"/>
+        <w:jc w:val="both"/>
+      </w:pPr>
+    </w:p>
+    <w:p>
+      <w:pPr>
+        <w:pStyle w:val="ListParagraph"/>
         <w:numPr>
           <w:ilvl w:val="0"/>
           <w:numId w:val="34"/>
@@ -3989,13 +5546,28 @@
         <w:jc w:val="both"/>
       </w:pPr>
       <w:r>
-        <w:t xml:space="preserve">Try to move the point light to see the shadows </w:t>
-      </w:r>
-      <w:r>
-        <w:t xml:space="preserve">better </w:t>
-      </w:r>
-      <w:r>
-        <w:t xml:space="preserve">in the room </w:t>
+        <w:t>Try mov</w:t>
+      </w:r>
+      <w:r>
+        <w:t>ing</w:t>
+      </w:r>
+      <w:r>
+        <w:t xml:space="preserve"> the point light to see the shadows </w:t>
+      </w:r>
+      <w:r>
+        <w:t>more clearly</w:t>
+      </w:r>
+      <w:r>
+        <w:t xml:space="preserve"> </w:t>
+      </w:r>
+      <w:r>
+        <w:t>in the room</w:t>
+      </w:r>
+      <w:r>
+        <w:t>.</w:t>
+      </w:r>
+      <w:r>
+        <w:t xml:space="preserve"> </w:t>
       </w:r>
     </w:p>
     <w:p>
@@ -4005,6 +5577,7 @@
       </w:pPr>
       <w:bookmarkStart w:id="7" w:name="_Toc36120147"/>
       <w:r>
+        <w:lastRenderedPageBreak/>
         <w:t xml:space="preserve">Dynamic </w:t>
       </w:r>
       <w:r>
@@ -4021,13 +5594,46 @@
         <w:jc w:val="both"/>
       </w:pPr>
       <w:r>
-        <w:t>Now we need to enable our dynamic objects to have shadows as well</w:t>
-      </w:r>
-      <w:r>
-        <w:t>;</w:t>
-      </w:r>
-      <w:r>
-        <w:t xml:space="preserve"> this will be for our in-game interactable objects like our chess pieces.</w:t>
+        <w:t>W</w:t>
+      </w:r>
+      <w:r>
+        <w:t xml:space="preserve">e </w:t>
+      </w:r>
+      <w:r>
+        <w:t xml:space="preserve">want </w:t>
+      </w:r>
+      <w:r>
+        <w:t>to enable our dynamic objects to have shadows as well</w:t>
+      </w:r>
+      <w:r>
+        <w:t>. T</w:t>
+      </w:r>
+      <w:r>
+        <w:t>h</w:t>
+      </w:r>
+      <w:r>
+        <w:t xml:space="preserve">ese will be </w:t>
+      </w:r>
+      <w:r>
+        <w:t xml:space="preserve">our in-game </w:t>
+      </w:r>
+      <w:r>
+        <w:t xml:space="preserve">interactive </w:t>
+      </w:r>
+      <w:r>
+        <w:t>objects</w:t>
+      </w:r>
+      <w:r>
+        <w:t>, such as</w:t>
+      </w:r>
+      <w:r>
+        <w:t xml:space="preserve"> </w:t>
+      </w:r>
+      <w:r>
+        <w:t>the</w:t>
+      </w:r>
+      <w:r>
+        <w:t xml:space="preserve"> chess pieces.</w:t>
       </w:r>
     </w:p>
     <w:p>
@@ -4041,7 +5647,6 @@
           <w:noProof/>
           <w:lang w:eastAsia="en-GB"/>
         </w:rPr>
-        <w:lastRenderedPageBreak/>
         <w:drawing>
           <wp:anchor distT="0" distB="0" distL="114300" distR="114300" simplePos="0" relativeHeight="251659264" behindDoc="1" locked="0" layoutInCell="1" allowOverlap="1" wp14:anchorId="7CEEBCC5" wp14:editId="2EDED531">
             <wp:simplePos x="0" y="0"/>
@@ -4176,7 +5781,13 @@
         <w:jc w:val="both"/>
       </w:pPr>
       <w:r>
-        <w:t>This will attach the camera to the light and create a run time shadow camera at the light position.</w:t>
+        <w:t>This will attach the camera to the light and create a run</w:t>
+      </w:r>
+      <w:r>
+        <w:t>-</w:t>
+      </w:r>
+      <w:r>
+        <w:t>time shadow camera at the light position.</w:t>
       </w:r>
     </w:p>
     <w:p>
@@ -4196,7 +5807,13 @@
         <w:t>Set</w:t>
       </w:r>
       <w:r>
-        <w:t xml:space="preserve"> the Layer mask to </w:t>
+        <w:t xml:space="preserve"> the Layer </w:t>
+      </w:r>
+      <w:r>
+        <w:t>M</w:t>
+      </w:r>
+      <w:r>
+        <w:t xml:space="preserve">ask to </w:t>
       </w:r>
       <w:proofErr w:type="spellStart"/>
       <w:r>
@@ -4222,7 +5839,19 @@
         <w:jc w:val="both"/>
       </w:pPr>
       <w:r>
-        <w:t xml:space="preserve">In the Shadow map shader field for this script, drag the </w:t>
+        <w:t xml:space="preserve">In the Shadow </w:t>
+      </w:r>
+      <w:r>
+        <w:t>M</w:t>
+      </w:r>
+      <w:r>
+        <w:t xml:space="preserve">ap </w:t>
+      </w:r>
+      <w:r>
+        <w:t>S</w:t>
+      </w:r>
+      <w:r>
+        <w:t xml:space="preserve">hader field for this script, drag the </w:t>
       </w:r>
       <w:proofErr w:type="spellStart"/>
       <w:r>
@@ -4325,7 +5954,38 @@
         </w:drawing>
       </w:r>
       <w:r>
-        <w:t xml:space="preserve">In the camera target field, </w:t>
+        <w:t xml:space="preserve">In the </w:t>
+      </w:r>
+      <w:r>
+        <w:rPr>
+          <w:b/>
+          <w:bCs/>
+        </w:rPr>
+        <w:t>C</w:t>
+      </w:r>
+      <w:r>
+        <w:rPr>
+          <w:b/>
+          <w:bCs/>
+        </w:rPr>
+        <w:t xml:space="preserve">amera </w:t>
+      </w:r>
+      <w:r>
+        <w:rPr>
+          <w:b/>
+          <w:bCs/>
+        </w:rPr>
+        <w:t>T</w:t>
+      </w:r>
+      <w:r>
+        <w:rPr>
+          <w:b/>
+          <w:bCs/>
+        </w:rPr>
+        <w:t>arget</w:t>
+      </w:r>
+      <w:r>
+        <w:t xml:space="preserve"> field, </w:t>
       </w:r>
       <w:r>
         <w:rPr>
@@ -4337,6 +5997,7 @@
         <w:t xml:space="preserve"> the </w:t>
       </w:r>
       <w:proofErr w:type="spellStart"/>
+      <w:proofErr w:type="gramStart"/>
       <w:r>
         <w:rPr>
           <w:i/>
@@ -4344,8 +6005,21 @@
         <w:t>chessBoardPlane</w:t>
       </w:r>
       <w:proofErr w:type="spellEnd"/>
-      <w:r>
-        <w:t xml:space="preserve"> from the Hierarchy panel (make sure that all chess pieces have their layer set to </w:t>
+      <w:proofErr w:type="gramEnd"/>
+      <w:r>
+        <w:t xml:space="preserve"> from the Hierarchy panel</w:t>
+      </w:r>
+      <w:r>
+        <w:t>.</w:t>
+      </w:r>
+      <w:r>
+        <w:t xml:space="preserve"> </w:t>
+      </w:r>
+      <w:r>
+        <w:t>M</w:t>
+      </w:r>
+      <w:r>
+        <w:t xml:space="preserve">ake sure that all chess pieces have their layer set to </w:t>
       </w:r>
       <w:proofErr w:type="spellStart"/>
       <w:r>
@@ -4355,9 +6029,6 @@
         <w:t>dynObj</w:t>
       </w:r>
       <w:proofErr w:type="spellEnd"/>
-      <w:r>
-        <w:t>)</w:t>
-      </w:r>
       <w:r>
         <w:t>.</w:t>
       </w:r>
@@ -4373,7 +6044,22 @@
         <w:jc w:val="both"/>
       </w:pPr>
       <w:r>
-        <w:t>We need to set the Chess board and Chess room to receive dynamic shadows</w:t>
+        <w:t xml:space="preserve">We need to set the </w:t>
+      </w:r>
+      <w:r>
+        <w:t>c</w:t>
+      </w:r>
+      <w:r>
+        <w:t xml:space="preserve">hessboard and </w:t>
+      </w:r>
+      <w:r>
+        <w:t>c</w:t>
+      </w:r>
+      <w:r>
+        <w:t>hess room to receive dynamic shadows</w:t>
+      </w:r>
+      <w:r>
+        <w:t>.</w:t>
       </w:r>
     </w:p>
     <w:p>
@@ -4418,7 +6104,7 @@
         <w:t>,</w:t>
       </w:r>
       <w:r>
-        <w:t xml:space="preserve"> and chess board by dragging the script to the corresponding Inspector panels.</w:t>
+        <w:t xml:space="preserve"> and chessboard by dragging the script to the corresponding Inspector panels.</w:t>
       </w:r>
     </w:p>
     <w:p>
@@ -4447,7 +6133,17 @@
         <w:t xml:space="preserve"> </w:t>
       </w:r>
       <w:r>
-        <w:t xml:space="preserve">the point light to the Shadows Camera section of the added </w:t>
+        <w:t xml:space="preserve">the point light to the </w:t>
+      </w:r>
+      <w:r>
+        <w:rPr>
+          <w:b/>
+          <w:bCs/>
+        </w:rPr>
+        <w:t>Shadows Camera</w:t>
+      </w:r>
+      <w:r>
+        <w:t xml:space="preserve"> section of the added </w:t>
       </w:r>
       <w:proofErr w:type="spellStart"/>
       <w:r>
@@ -4477,7 +6173,13 @@
         <w:jc w:val="both"/>
       </w:pPr>
       <w:r>
-        <w:t>The chess board inspector panel will look as follows.</w:t>
+        <w:t xml:space="preserve">The chess board </w:t>
+      </w:r>
+      <w:r>
+        <w:t>I</w:t>
+      </w:r>
+      <w:r>
+        <w:t>nspector panel will look as follows.</w:t>
       </w:r>
     </w:p>
     <w:p>
@@ -4492,7 +6194,19 @@
         <w:jc w:val="both"/>
       </w:pPr>
       <w:r>
-        <w:t xml:space="preserve">If we encounter any problems, make sure only the chess pieces have their layer set to </w:t>
+        <w:t xml:space="preserve">If </w:t>
+      </w:r>
+      <w:r>
+        <w:t>you</w:t>
+      </w:r>
+      <w:r>
+        <w:t xml:space="preserve"> encounter any problems, make sure </w:t>
+      </w:r>
+      <w:r>
+        <w:t xml:space="preserve">that </w:t>
+      </w:r>
+      <w:r>
+        <w:t xml:space="preserve">only the chess pieces have their layer set to </w:t>
       </w:r>
       <w:proofErr w:type="spellStart"/>
       <w:r>
@@ -4525,6 +6239,7 @@
           <w:noProof/>
           <w:lang w:eastAsia="en-GB"/>
         </w:rPr>
+        <w:lastRenderedPageBreak/>
         <w:drawing>
           <wp:anchor distT="0" distB="0" distL="114300" distR="114300" simplePos="0" relativeHeight="251660288" behindDoc="1" locked="0" layoutInCell="1" allowOverlap="1" wp14:anchorId="4B80D256" wp14:editId="2A98BF08">
             <wp:simplePos x="0" y="0"/>
@@ -4593,7 +6308,13 @@
         <w:rPr>
           <w:bCs/>
         </w:rPr>
-        <w:t>Click Play</w:t>
+        <w:t xml:space="preserve">Click </w:t>
+      </w:r>
+      <w:r>
+        <w:rPr>
+          <w:b/>
+        </w:rPr>
+        <w:t>Play</w:t>
       </w:r>
       <w:r>
         <w:t>. The first thing we should now notice</w:t>
@@ -4602,7 +6323,21 @@
         <w:t xml:space="preserve"> is</w:t>
       </w:r>
       <w:r>
-        <w:t xml:space="preserve"> that all chess pieces project shadows. Moreover, if we look in the Hierarchy panel</w:t>
+        <w:t xml:space="preserve"> that all chess pieces </w:t>
+      </w:r>
+      <w:r>
+        <w:t xml:space="preserve">now </w:t>
+      </w:r>
+      <w:r>
+        <w:t xml:space="preserve">project shadows. Moreover, if we look </w:t>
+      </w:r>
+      <w:proofErr w:type="gramStart"/>
+      <w:r>
+        <w:t>in</w:t>
+      </w:r>
+      <w:proofErr w:type="gramEnd"/>
+      <w:r>
+        <w:t xml:space="preserve"> the Hierarchy panel</w:t>
       </w:r>
       <w:r>
         <w:t>,</w:t>
@@ -4613,7 +6348,9 @@
       <w:proofErr w:type="spellStart"/>
       <w:r>
         <w:rPr>
-          <w:i/>
+          <w:b/>
+          <w:bCs/>
+          <w:iCs/>
         </w:rPr>
         <w:t>ShadowCamera</w:t>
       </w:r>
@@ -4625,7 +6362,43 @@
         <w:rPr>
           <w:bCs/>
         </w:rPr>
-        <w:t>Select the chess board; in the inspector panel under the shader section</w:t>
+        <w:t>Select the chessboard</w:t>
+      </w:r>
+      <w:r>
+        <w:rPr>
+          <w:bCs/>
+        </w:rPr>
+        <w:t>.</w:t>
+      </w:r>
+      <w:r>
+        <w:rPr>
+          <w:bCs/>
+        </w:rPr>
+        <w:t xml:space="preserve"> </w:t>
+      </w:r>
+      <w:r>
+        <w:rPr>
+          <w:bCs/>
+        </w:rPr>
+        <w:t>I</w:t>
+      </w:r>
+      <w:r>
+        <w:rPr>
+          <w:bCs/>
+        </w:rPr>
+        <w:t xml:space="preserve">n the </w:t>
+      </w:r>
+      <w:r>
+        <w:rPr>
+          <w:bCs/>
+        </w:rPr>
+        <w:t>I</w:t>
+      </w:r>
+      <w:r>
+        <w:rPr>
+          <w:bCs/>
+        </w:rPr>
+        <w:t>nspector panel</w:t>
       </w:r>
       <w:r>
         <w:rPr>
@@ -4637,23 +6410,26 @@
         <w:rPr>
           <w:bCs/>
         </w:rPr>
+        <w:t xml:space="preserve"> under the shader section</w:t>
+      </w:r>
+      <w:r>
+        <w:rPr>
+          <w:bCs/>
+        </w:rPr>
+        <w:t>,</w:t>
+      </w:r>
+      <w:r>
+        <w:rPr>
+          <w:bCs/>
+        </w:rPr>
         <w:t xml:space="preserve"> we should see that the </w:t>
       </w:r>
-      <w:proofErr w:type="spellStart"/>
-      <w:r>
-        <w:rPr>
-          <w:bCs/>
-          <w:i/>
-        </w:rPr>
-        <w:t>Dyn</w:t>
-      </w:r>
-      <w:proofErr w:type="spellEnd"/>
-      <w:r>
-        <w:rPr>
-          <w:bCs/>
-          <w:i/>
-        </w:rPr>
-        <w:t xml:space="preserve"> runtime shadows</w:t>
+      <w:r>
+        <w:rPr>
+          <w:b/>
+          <w:iCs/>
+        </w:rPr>
+        <w:t>Dyn runtime shadows</w:t>
       </w:r>
       <w:r>
         <w:rPr>
@@ -4671,19 +6447,87 @@
         <w:rPr>
           <w:bCs/>
         </w:rPr>
-        <w:t xml:space="preserve">click on the icon with the eye/mountain; a new alpha channel map should appear showing </w:t>
-      </w:r>
-      <w:r>
-        <w:rPr>
-          <w:bCs/>
-        </w:rPr>
-        <w:t>us</w:t>
-      </w:r>
-      <w:r>
-        <w:rPr>
-          <w:bCs/>
-        </w:rPr>
-        <w:t xml:space="preserve"> all the elements that produce dynamic shadows!</w:t>
+        <w:t>click on the icon with the eye</w:t>
+      </w:r>
+      <w:r>
+        <w:rPr>
+          <w:bCs/>
+        </w:rPr>
+        <w:t xml:space="preserve"> and</w:t>
+      </w:r>
+      <w:r>
+        <w:rPr>
+          <w:bCs/>
+        </w:rPr>
+        <w:t xml:space="preserve"> </w:t>
+      </w:r>
+      <w:r>
+        <w:rPr>
+          <w:bCs/>
+        </w:rPr>
+        <w:t>mountain</w:t>
+      </w:r>
+      <w:r>
+        <w:rPr>
+          <w:bCs/>
+        </w:rPr>
+        <w:t>.</w:t>
+      </w:r>
+      <w:r>
+        <w:rPr>
+          <w:bCs/>
+        </w:rPr>
+        <w:t xml:space="preserve"> </w:t>
+      </w:r>
+      <w:r>
+        <w:rPr>
+          <w:bCs/>
+        </w:rPr>
+        <w:t>A</w:t>
+      </w:r>
+      <w:r>
+        <w:rPr>
+          <w:bCs/>
+        </w:rPr>
+        <w:t xml:space="preserve"> new </w:t>
+      </w:r>
+      <w:proofErr w:type="gramStart"/>
+      <w:r>
+        <w:rPr>
+          <w:bCs/>
+        </w:rPr>
+        <w:t>a</w:t>
+      </w:r>
+      <w:r>
+        <w:rPr>
+          <w:bCs/>
+        </w:rPr>
+        <w:t>lpha</w:t>
+      </w:r>
+      <w:proofErr w:type="gramEnd"/>
+      <w:r>
+        <w:rPr>
+          <w:bCs/>
+        </w:rPr>
+        <w:t xml:space="preserve"> channel map should appear</w:t>
+      </w:r>
+      <w:r>
+        <w:rPr>
+          <w:bCs/>
+        </w:rPr>
+        <w:t>,</w:t>
+      </w:r>
+      <w:r>
+        <w:rPr>
+          <w:bCs/>
+        </w:rPr>
+        <w:t xml:space="preserve"> showing all the elements that produce dynamic shadows</w:t>
+      </w:r>
+      <w:r>
+        <w:rPr>
+          <w:bCs/>
+        </w:rPr>
+        <w:t>.</w:t>
       </w:r>
     </w:p>
     <w:p>
@@ -4693,7 +6537,6 @@
       </w:pPr>
       <w:bookmarkStart w:id="8" w:name="_Toc36120148"/>
       <w:r>
-        <w:lastRenderedPageBreak/>
         <w:t xml:space="preserve">GUI </w:t>
       </w:r>
       <w:r>
@@ -4710,22 +6553,65 @@
         <w:jc w:val="both"/>
       </w:pPr>
       <w:r>
-        <w:t xml:space="preserve">Next, we will develop 3 </w:t>
-      </w:r>
-      <w:r>
-        <w:rPr>
-          <w:bCs/>
-        </w:rPr>
-        <w:t>GUI elements. The first is to e</w:t>
-      </w:r>
-      <w:r>
-        <w:t>nable the user to change the shadows settings, the second is to enable the user to move the chess pieces</w:t>
+        <w:t xml:space="preserve">Next, we will develop </w:t>
+      </w:r>
+      <w:r>
+        <w:t>three</w:t>
+      </w:r>
+      <w:r>
+        <w:t xml:space="preserve"> </w:t>
+      </w:r>
+      <w:r>
+        <w:rPr>
+          <w:bCs/>
+        </w:rPr>
+        <w:t xml:space="preserve">GUI elements. The first </w:t>
+      </w:r>
+      <w:proofErr w:type="gramStart"/>
+      <w:r>
+        <w:rPr>
+          <w:bCs/>
+        </w:rPr>
+        <w:t xml:space="preserve">is </w:t>
+      </w:r>
+      <w:r>
+        <w:rPr>
+          <w:bCs/>
+        </w:rPr>
+        <w:t xml:space="preserve">will </w:t>
+      </w:r>
+      <w:r>
+        <w:rPr>
+          <w:bCs/>
+        </w:rPr>
+        <w:t>e</w:t>
+      </w:r>
+      <w:r>
+        <w:t>nable</w:t>
+      </w:r>
+      <w:proofErr w:type="gramEnd"/>
+      <w:r>
+        <w:t xml:space="preserve"> the user to change the shadow settings, the second </w:t>
+      </w:r>
+      <w:proofErr w:type="gramStart"/>
+      <w:r>
+        <w:t>is to enable</w:t>
+      </w:r>
+      <w:proofErr w:type="gramEnd"/>
+      <w:r>
+        <w:t xml:space="preserve"> the user to move the chess pieces</w:t>
       </w:r>
       <w:r>
         <w:t>,</w:t>
       </w:r>
       <w:r>
-        <w:t xml:space="preserve"> and the last is to enable the user to move around the room.</w:t>
+        <w:t xml:space="preserve"> and the last </w:t>
+      </w:r>
+      <w:r>
+        <w:t>will</w:t>
+      </w:r>
+      <w:r>
+        <w:t xml:space="preserve"> enable the user to move around the room.</w:t>
       </w:r>
     </w:p>
     <w:p>
@@ -4794,17 +6680,9 @@
       </w:r>
       <w:proofErr w:type="spellEnd"/>
       <w:r>
-        <w:rPr>
-          <w:i/>
-          <w:iCs/>
-        </w:rPr>
         <w:t>,</w:t>
       </w:r>
       <w:r>
-        <w:rPr>
-          <w:i/>
-          <w:iCs/>
-        </w:rPr>
         <w:t xml:space="preserve"> and check its position is 0, 0, 0</w:t>
       </w:r>
       <w:r>
@@ -4822,7 +6700,13 @@
         <w:jc w:val="both"/>
       </w:pPr>
       <w:r>
-        <w:t xml:space="preserve">Repeat this again, renaming the new object </w:t>
+        <w:t xml:space="preserve">Repeat this </w:t>
+      </w:r>
+      <w:r>
+        <w:t>process</w:t>
+      </w:r>
+      <w:r>
+        <w:t xml:space="preserve">, renaming the new object </w:t>
       </w:r>
       <w:proofErr w:type="spellStart"/>
       <w:r>
@@ -4834,7 +6718,20 @@
       </w:r>
       <w:proofErr w:type="spellEnd"/>
       <w:r>
-        <w:t>, and from the Hierarchy panel</w:t>
+        <w:rPr>
+          <w:i/>
+          <w:iCs/>
+        </w:rPr>
+        <w:t>.</w:t>
+      </w:r>
+      <w:r>
+        <w:t xml:space="preserve"> </w:t>
+      </w:r>
+      <w:r>
+        <w:t>F</w:t>
+      </w:r>
+      <w:r>
+        <w:t>rom the Hierarchy panel</w:t>
       </w:r>
       <w:r>
         <w:t>,</w:t>
@@ -4849,7 +6746,25 @@
         <w:t>rag</w:t>
       </w:r>
       <w:r>
-        <w:t xml:space="preserve"> it and drop it on the top of GUI Elements (this will make it a child of GUI Elements).</w:t>
+        <w:t xml:space="preserve"> and drop it </w:t>
+      </w:r>
+      <w:r>
+        <w:t>onto</w:t>
+      </w:r>
+      <w:r>
+        <w:t xml:space="preserve"> GUI Elements</w:t>
+      </w:r>
+      <w:r>
+        <w:t>.</w:t>
+      </w:r>
+      <w:r>
+        <w:t xml:space="preserve"> </w:t>
+      </w:r>
+      <w:r>
+        <w:t>T</w:t>
+      </w:r>
+      <w:r>
+        <w:t>his will make it a child of GUI Elements.</w:t>
       </w:r>
     </w:p>
     <w:p>
@@ -4885,7 +6800,25 @@
         <w:rPr>
           <w:bCs/>
         </w:rPr>
-        <w:t xml:space="preserve"> and make it a child of </w:t>
+        <w:t>.</w:t>
+      </w:r>
+      <w:r>
+        <w:rPr>
+          <w:bCs/>
+        </w:rPr>
+        <w:t xml:space="preserve"> </w:t>
+      </w:r>
+      <w:r>
+        <w:rPr>
+          <w:bCs/>
+        </w:rPr>
+        <w:t>M</w:t>
+      </w:r>
+      <w:r>
+        <w:rPr>
+          <w:bCs/>
+        </w:rPr>
+        <w:t xml:space="preserve">ake it a child of </w:t>
       </w:r>
       <w:proofErr w:type="spellStart"/>
       <w:r>
@@ -4905,25 +6838,63 @@
         <w:rPr>
           <w:bCs/>
         </w:rPr>
+        <w:t xml:space="preserve"> </w:t>
+      </w:r>
+      <w:r>
+        <w:rPr>
+          <w:bCs/>
+        </w:rPr>
+        <w:t xml:space="preserve">click on the </w:t>
+      </w:r>
+      <w:proofErr w:type="spellStart"/>
+      <w:r>
+        <w:rPr>
+          <w:bCs/>
+        </w:rPr>
+        <w:t>Screen</w:t>
+      </w:r>
+      <w:r>
+        <w:rPr>
+          <w:bCs/>
+        </w:rPr>
+        <w:t>R</w:t>
+      </w:r>
+      <w:r>
+        <w:rPr>
+          <w:bCs/>
+        </w:rPr>
+        <w:t>esolution</w:t>
+      </w:r>
+      <w:proofErr w:type="spellEnd"/>
+      <w:r>
+        <w:rPr>
+          <w:bCs/>
+        </w:rPr>
+        <w:t xml:space="preserve"> element from the Hierarchy panel and</w:t>
+      </w:r>
+      <w:r>
+        <w:rPr>
+          <w:bCs/>
+        </w:rPr>
         <w:t>,</w:t>
       </w:r>
       <w:r>
         <w:rPr>
           <w:bCs/>
         </w:rPr>
-        <w:t xml:space="preserve"> we click on the Screen resolution element from the Hierarchy panel</w:t>
-      </w:r>
-      <w:r>
-        <w:rPr>
-          <w:bCs/>
-        </w:rPr>
-        <w:t>,</w:t>
-      </w:r>
-      <w:r>
-        <w:rPr>
-          <w:bCs/>
-        </w:rPr>
-        <w:t xml:space="preserve"> and in the inspector tab</w:t>
+        <w:t xml:space="preserve"> in the </w:t>
+      </w:r>
+      <w:r>
+        <w:rPr>
+          <w:bCs/>
+        </w:rPr>
+        <w:t>I</w:t>
+      </w:r>
+      <w:r>
+        <w:rPr>
+          <w:bCs/>
+        </w:rPr>
+        <w:t>nspector tab</w:t>
       </w:r>
       <w:r>
         <w:rPr>
@@ -4943,7 +6914,23 @@
           <w:i/>
           <w:iCs/>
         </w:rPr>
-        <w:t>Screen resolution</w:t>
+        <w:t xml:space="preserve">Screen </w:t>
+      </w:r>
+      <w:r>
+        <w:rPr>
+          <w:bCs/>
+          <w:i/>
+          <w:iCs/>
+        </w:rPr>
+        <w:t>R</w:t>
+      </w:r>
+      <w:r>
+        <w:rPr>
+          <w:bCs/>
+          <w:i/>
+          <w:iCs/>
+        </w:rPr>
+        <w:t>esolution</w:t>
       </w:r>
       <w:r>
         <w:rPr>
@@ -5067,7 +7054,7 @@
         <w:rPr>
           <w:bCs/>
         </w:rPr>
-        <w:t xml:space="preserve"> script as well: </w:t>
+        <w:t xml:space="preserve"> script: </w:t>
       </w:r>
     </w:p>
     <w:p>
@@ -5101,7 +7088,19 @@
         <w:rPr>
           <w:bCs/>
         </w:rPr>
-        <w:t xml:space="preserve"> element on the Hierarchy panel</w:t>
+        <w:t xml:space="preserve"> element </w:t>
+      </w:r>
+      <w:r>
+        <w:rPr>
+          <w:bCs/>
+        </w:rPr>
+        <w:t>i</w:t>
+      </w:r>
+      <w:r>
+        <w:rPr>
+          <w:bCs/>
+        </w:rPr>
+        <w:t>n the Hierarchy panel</w:t>
       </w:r>
       <w:r>
         <w:rPr>
@@ -5113,7 +7112,19 @@
         <w:rPr>
           <w:bCs/>
         </w:rPr>
-        <w:t xml:space="preserve"> and in the </w:t>
+        <w:t xml:space="preserve"> and</w:t>
+      </w:r>
+      <w:r>
+        <w:rPr>
+          <w:bCs/>
+        </w:rPr>
+        <w:t>,</w:t>
+      </w:r>
+      <w:r>
+        <w:rPr>
+          <w:bCs/>
+        </w:rPr>
+        <w:t xml:space="preserve"> in the </w:t>
       </w:r>
       <w:r>
         <w:rPr>
@@ -5190,15 +7201,27 @@
         </w:rPr>
         <w:t xml:space="preserve"> </w:t>
       </w:r>
-      <w:proofErr w:type="spellStart"/>
-      <w:r>
-        <w:rPr>
-          <w:bCs/>
+      <w:r>
+        <w:rPr>
+          <w:b/>
           <w:u w:val="single"/>
         </w:rPr>
-        <w:t>LightSource</w:t>
-      </w:r>
-      <w:proofErr w:type="spellEnd"/>
+        <w:t>Light</w:t>
+      </w:r>
+      <w:r>
+        <w:rPr>
+          <w:b/>
+          <w:u w:val="single"/>
+        </w:rPr>
+        <w:t xml:space="preserve"> </w:t>
+      </w:r>
+      <w:r>
+        <w:rPr>
+          <w:b/>
+          <w:u w:val="single"/>
+        </w:rPr>
+        <w:t>Source</w:t>
+      </w:r>
       <w:r>
         <w:rPr>
           <w:bCs/>
@@ -5209,13 +7232,19 @@
         <w:rPr>
           <w:bCs/>
         </w:rPr>
-        <w:t xml:space="preserve"> and</w:t>
-      </w:r>
-      <w:r>
-        <w:rPr>
-          <w:bCs/>
-        </w:rPr>
-        <w:t xml:space="preserve"> then check that </w:t>
+        <w:t>,</w:t>
+      </w:r>
+      <w:r>
+        <w:rPr>
+          <w:bCs/>
+        </w:rPr>
+        <w:t xml:space="preserve"> </w:t>
+      </w:r>
+      <w:r>
+        <w:rPr>
+          <w:bCs/>
+        </w:rPr>
+        <w:t xml:space="preserve">then check that </w:t>
       </w:r>
       <w:r>
         <w:rPr>
@@ -5273,10 +7302,21 @@
       </w:r>
       <w:r>
         <w:rPr>
-          <w:bCs/>
-          <w:u w:val="single"/>
-        </w:rPr>
-        <w:t>Unified controller</w:t>
+          <w:b/>
+        </w:rPr>
+        <w:t xml:space="preserve">Unified </w:t>
+      </w:r>
+      <w:r>
+        <w:rPr>
+          <w:b/>
+        </w:rPr>
+        <w:t>C</w:t>
+      </w:r>
+      <w:r>
+        <w:rPr>
+          <w:b/>
+        </w:rPr>
+        <w:t>ontroller</w:t>
       </w:r>
       <w:r>
         <w:rPr>
@@ -5323,9 +7363,8 @@
       </w:r>
       <w:r>
         <w:rPr>
-          <w:bCs/>
+          <w:b/>
           <w:iCs/>
-          <w:u w:val="single"/>
         </w:rPr>
         <w:t>Screen Resolution</w:t>
       </w:r>
@@ -5354,7 +7393,19 @@
         <w:rPr>
           <w:bCs/>
         </w:rPr>
-        <w:t xml:space="preserve"> element from the hierarchy panel</w:t>
+        <w:t xml:space="preserve"> element from the </w:t>
+      </w:r>
+      <w:r>
+        <w:rPr>
+          <w:bCs/>
+        </w:rPr>
+        <w:t>H</w:t>
+      </w:r>
+      <w:r>
+        <w:rPr>
+          <w:bCs/>
+        </w:rPr>
+        <w:t>ierarchy panel</w:t>
       </w:r>
       <w:r>
         <w:rPr>
@@ -5380,6 +7431,7 @@
         <w:rPr>
           <w:bCs/>
         </w:rPr>
+        <w:lastRenderedPageBreak/>
         <w:t xml:space="preserve">Now create a </w:t>
       </w:r>
       <w:r>
@@ -5420,15 +7472,29 @@
         <w:jc w:val="both"/>
         <w:rPr>
           <w:bCs/>
-          <w:color w:val="FF0000"/>
-        </w:rPr>
-      </w:pPr>
-      <w:r>
-        <w:rPr>
-          <w:bCs/>
-          <w:color w:val="FF0000"/>
-        </w:rPr>
-        <w:t xml:space="preserve">Import a new asset </w:t>
+          <w:color w:val="auto"/>
+        </w:rPr>
+      </w:pPr>
+      <w:r>
+        <w:rPr>
+          <w:bCs/>
+          <w:color w:val="auto"/>
+        </w:rPr>
+        <w:t xml:space="preserve">Import </w:t>
+      </w:r>
+      <w:r>
+        <w:rPr>
+          <w:bCs/>
+          <w:color w:val="auto"/>
+        </w:rPr>
+        <w:t>the</w:t>
+      </w:r>
+      <w:r>
+        <w:rPr>
+          <w:bCs/>
+          <w:color w:val="auto"/>
+        </w:rPr>
+        <w:t xml:space="preserve"> </w:t>
       </w:r>
       <w:proofErr w:type="spellStart"/>
       <w:r>
@@ -5436,7 +7502,7 @@
           <w:bCs/>
           <w:i/>
           <w:iCs/>
-          <w:color w:val="FF0000"/>
+          <w:color w:val="auto"/>
         </w:rPr>
         <w:t>CustomSkin.guiskin</w:t>
       </w:r>
@@ -5444,23 +7510,44 @@
       <w:r>
         <w:rPr>
           <w:bCs/>
-          <w:color w:val="FF0000"/>
-        </w:rPr>
-        <w:t xml:space="preserve"> from the </w:t>
-      </w:r>
-      <w:r>
-        <w:rPr>
-          <w:bCs/>
-          <w:color w:val="FF0000"/>
+          <w:color w:val="auto"/>
+        </w:rPr>
+        <w:t xml:space="preserve"> </w:t>
+      </w:r>
+      <w:r>
+        <w:rPr>
+          <w:bCs/>
+          <w:color w:val="auto"/>
+        </w:rPr>
+        <w:t xml:space="preserve">asset </w:t>
+      </w:r>
+      <w:r>
+        <w:rPr>
+          <w:bCs/>
+          <w:color w:val="auto"/>
+        </w:rPr>
+        <w:t xml:space="preserve">from the </w:t>
+      </w:r>
+      <w:r>
+        <w:rPr>
+          <w:bCs/>
+          <w:color w:val="auto"/>
         </w:rPr>
         <w:t>Assets</w:t>
       </w:r>
       <w:r>
         <w:rPr>
           <w:bCs/>
-          <w:color w:val="FF0000"/>
+          <w:color w:val="auto"/>
         </w:rPr>
         <w:t xml:space="preserve"> folder</w:t>
+      </w:r>
+      <w:r>
+        <w:rPr>
+          <w:bCs/>
+          <w:color w:val="auto"/>
+        </w:rPr>
+        <w:t>.</w:t>
       </w:r>
     </w:p>
     <w:p>
@@ -5478,12 +7565,23 @@
         <w:rPr>
           <w:bCs/>
         </w:rPr>
-        <w:t xml:space="preserve">Fill the </w:t>
-      </w:r>
-      <w:r>
-        <w:rPr>
-          <w:bCs/>
-          <w:u w:val="single"/>
+        <w:t>Fill</w:t>
+      </w:r>
+      <w:r>
+        <w:rPr>
+          <w:bCs/>
+        </w:rPr>
+        <w:t xml:space="preserve"> in</w:t>
+      </w:r>
+      <w:r>
+        <w:rPr>
+          <w:bCs/>
+        </w:rPr>
+        <w:t xml:space="preserve"> the </w:t>
+      </w:r>
+      <w:r>
+        <w:rPr>
+          <w:b/>
         </w:rPr>
         <w:t>Custom Skin</w:t>
       </w:r>
@@ -5511,6 +7609,14 @@
         </w:rPr>
         <w:t xml:space="preserve"> asset</w:t>
       </w:r>
+      <w:r>
+        <w:rPr>
+          <w:bCs/>
+          <w:i/>
+          <w:iCs/>
+        </w:rPr>
+        <w:t xml:space="preserve"> into it.</w:t>
+      </w:r>
     </w:p>
     <w:p>
       <w:pPr>
@@ -5527,7 +7633,6 @@
       </w:pPr>
       <w:bookmarkStart w:id="11" w:name="_Toc36120150"/>
       <w:r>
-        <w:lastRenderedPageBreak/>
         <w:t>Scripts</w:t>
       </w:r>
       <w:bookmarkEnd w:id="11"/>
@@ -5634,14 +7739,14 @@
               </wp:anchor>
             </w:drawing>
           </mc:Choice>
-          <mc:Fallback>
+          <mc:Fallback xmlns:a14="http://schemas.microsoft.com/office/drawing/2010/main" xmlns:pic="http://schemas.openxmlformats.org/drawingml/2006/picture" xmlns:a="http://schemas.openxmlformats.org/drawingml/2006/main">
             <w:pict>
-              <v:group w14:anchorId="091A2633" id="Group 19" o:spid="_x0000_s1026" style="position:absolute;margin-left:123.25pt;margin-top:45pt;width:201.85pt;height:140.6pt;z-index:251675648" coordsize="25634,17856" o:gfxdata="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">
-                <v:shape id="Picture 7" o:spid="_x0000_s1027" type="#_x0000_t75" style="position:absolute;width:25634;height:17856;visibility:visible;mso-wrap-style:square" o:gfxdata="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">
-                  <v:imagedata r:id="rId27" o:title=""/>
+              <v:group id="Group 19" style="position:absolute;margin-left:123.25pt;margin-top:45pt;width:201.85pt;height:140.6pt;z-index:251675648" coordsize="25634,17856" o:spid="_x0000_s1026" w14:anchorId="091A2633" o:gfxdata="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">
+                <v:shape id="Picture 7" style="position:absolute;width:25634;height:17856;visibility:visible;mso-wrap-style:square" o:spid="_x0000_s1027" type="#_x0000_t75" o:gfxdata="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">
+                  <v:imagedata o:title="" r:id="rId27"/>
                 </v:shape>
-                <v:shape id="Straight Arrow Connector 17" o:spid="_x0000_s1028" type="#_x0000_t32" style="position:absolute;left:20193;top:12323;width:3311;height:1167;flip:x;visibility:visible;mso-wrap-style:square" o:connectortype="straight" o:gfxdata="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" strokecolor="black [3200]" strokeweight="3pt">
-                  <v:stroke endarrow="block" joinstyle="miter"/>
+                <v:shape id="Straight Arrow Connector 17" style="position:absolute;left:20193;top:12323;width:3311;height:1167;flip:x;visibility:visible;mso-wrap-style:square" o:spid="_x0000_s1028" strokecolor="black [3200]" strokeweight="3pt" o:connectortype="straight" type="#_x0000_t32" o:gfxdata="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">
+                  <v:stroke joinstyle="miter" endarrow="block"/>
                 </v:shape>
               </v:group>
             </w:pict>
@@ -5666,10 +7771,22 @@
         <w:t xml:space="preserve"> scripts</w:t>
       </w:r>
       <w:r>
-        <w:t>;</w:t>
-      </w:r>
-      <w:r>
-        <w:t xml:space="preserve"> please take the time to open them and understand how each of them work. </w:t>
+        <w:t>.</w:t>
+      </w:r>
+      <w:r>
+        <w:t xml:space="preserve"> </w:t>
+      </w:r>
+      <w:r>
+        <w:t>P</w:t>
+      </w:r>
+      <w:r>
+        <w:t>lease take the time to open them and understand how each of them work</w:t>
+      </w:r>
+      <w:r>
+        <w:t>s</w:t>
+      </w:r>
+      <w:r>
+        <w:t xml:space="preserve">. </w:t>
       </w:r>
       <w:r>
         <w:t>In addition, when running you</w:t>
@@ -5681,19 +7798,28 @@
         <w:t xml:space="preserve"> application </w:t>
       </w:r>
       <w:r>
-        <w:t xml:space="preserve">in </w:t>
-      </w:r>
-      <w:r>
-        <w:t xml:space="preserve">editor </w:t>
-      </w:r>
-      <w:r>
-        <w:t>windows</w:t>
+        <w:t>in</w:t>
+      </w:r>
+      <w:r>
+        <w:t xml:space="preserve"> the Unity</w:t>
+      </w:r>
+      <w:r>
+        <w:t xml:space="preserve"> </w:t>
+      </w:r>
+      <w:r>
+        <w:t>E</w:t>
+      </w:r>
+      <w:r>
+        <w:t>ditor</w:t>
       </w:r>
       <w:r>
         <w:t>,</w:t>
       </w:r>
       <w:r>
         <w:t xml:space="preserve"> your shadows will be mirrored</w:t>
+      </w:r>
+      <w:r>
+        <w:t>.</w:t>
       </w:r>
     </w:p>
     <w:p>
@@ -5764,9 +7890,11 @@
       <w:r>
         <w:t xml:space="preserve"> &gt; </w:t>
       </w:r>
+      <w:proofErr w:type="gramStart"/>
       <w:r>
         <w:t>comment</w:t>
       </w:r>
+      <w:proofErr w:type="gramEnd"/>
       <w:r>
         <w:t xml:space="preserve"> the following line</w:t>
       </w:r>
@@ -5805,6 +7933,7 @@
         <w:t xml:space="preserve"> = </w:t>
       </w:r>
       <w:proofErr w:type="spellStart"/>
+      <w:proofErr w:type="gramStart"/>
       <w:r>
         <w:rPr>
           <w:color w:val="1D1C1D"/>
@@ -5814,6 +7943,7 @@
         <w:t>output.shadowsVertexInScreenCoords.w</w:t>
       </w:r>
       <w:proofErr w:type="spellEnd"/>
+      <w:proofErr w:type="gramEnd"/>
       <w:r>
         <w:rPr>
           <w:color w:val="1D1C1D"/>
@@ -5823,6 +7953,7 @@
         <w:t xml:space="preserve"> - </w:t>
       </w:r>
       <w:proofErr w:type="spellStart"/>
+      <w:proofErr w:type="gramStart"/>
       <w:r>
         <w:rPr>
           <w:color w:val="1D1C1D"/>
@@ -5832,6 +7963,7 @@
         <w:t>output.shadowsVertexInScreenCoords.y</w:t>
       </w:r>
       <w:proofErr w:type="spellEnd"/>
+      <w:proofErr w:type="gramEnd"/>
       <w:r>
         <w:rPr>
           <w:color w:val="1D1C1D"/>
@@ -5945,14 +8077,14 @@
               </wp:anchor>
             </w:drawing>
           </mc:Choice>
-          <mc:Fallback>
+          <mc:Fallback xmlns:a14="http://schemas.microsoft.com/office/drawing/2010/main" xmlns:pic="http://schemas.openxmlformats.org/drawingml/2006/picture" xmlns:a="http://schemas.openxmlformats.org/drawingml/2006/main">
             <w:pict>
-              <v:group w14:anchorId="63BC1DD5" id="Group 20" o:spid="_x0000_s1026" style="position:absolute;margin-left:119.55pt;margin-top:1pt;width:201.2pt;height:139.35pt;z-index:251678720" coordsize="25552,17697" o:gfxdata="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">
-                <v:shape id="Picture 16" o:spid="_x0000_s1027" type="#_x0000_t75" style="position:absolute;width:25552;height:17697;visibility:visible;mso-wrap-style:square" o:gfxdata="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">
-                  <v:imagedata r:id="rId30" o:title=""/>
+              <v:group id="Group 20" style="position:absolute;margin-left:119.55pt;margin-top:1pt;width:201.2pt;height:139.35pt;z-index:251678720" coordsize="25552,17697" o:spid="_x0000_s1026" w14:anchorId="63BC1DD5" o:gfxdata="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">
+                <v:shape id="Picture 16" style="position:absolute;width:25552;height:17697;visibility:visible;mso-wrap-style:square" o:spid="_x0000_s1027" type="#_x0000_t75" o:gfxdata="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">
+                  <v:imagedata o:title="" r:id="rId30"/>
                 </v:shape>
-                <v:shape id="Straight Arrow Connector 18" o:spid="_x0000_s1028" type="#_x0000_t32" style="position:absolute;left:22068;top:10565;width:3312;height:1166;flip:x;visibility:visible;mso-wrap-style:square" o:connectortype="straight" o:gfxdata="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" strokecolor="windowText" strokeweight="3pt">
-                  <v:stroke endarrow="block" joinstyle="miter"/>
+                <v:shape id="Straight Arrow Connector 18" style="position:absolute;left:22068;top:10565;width:3312;height:1166;flip:x;visibility:visible;mso-wrap-style:square" o:spid="_x0000_s1028" strokecolor="windowText" strokeweight="3pt" o:connectortype="straight" type="#_x0000_t32" o:gfxdata="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">
+                  <v:stroke joinstyle="miter" endarrow="block"/>
                 </v:shape>
               </v:group>
             </w:pict>
@@ -6075,7 +8207,13 @@
         <w:jc w:val="both"/>
       </w:pPr>
       <w:r>
-        <w:t xml:space="preserve">Once done, connect your phone just as previously and click on </w:t>
+        <w:t xml:space="preserve">Once done, connect your phone as </w:t>
+      </w:r>
+      <w:r>
+        <w:t xml:space="preserve">before </w:t>
+      </w:r>
+      <